--- a/Supplier_Quality_Performance_Dashboard_Writeup.docx
+++ b/Supplier_Quality_Performance_Dashboard_Writeup.docx
@@ -15,6 +15,17 @@
           <w:sz w:val="40"/>
           <w:szCs w:val="40"/>
         </w:rPr>
+        <w:t xml:space="preserve"> </w:t>
+      </w:r>
+      <w:r>
+        <w:rPr>
+          <w:rFonts w:ascii="Calibri" w:eastAsia="Calibri" w:hAnsi="Calibri" w:cs="Calibri"/>
+          <w:b/>
+          <w:bCs/>
+          <w:color w:val="1F3864"/>
+          <w:sz w:val="40"/>
+          <w:szCs w:val="40"/>
+        </w:rPr>
         <w:t>Supplier Quality &amp; Performance Dashboard</w:t>
       </w:r>
     </w:p>
@@ -256,7 +267,97 @@
           <w:sz w:val="24"/>
           <w:szCs w:val="24"/>
         </w:rPr>
-        <w:t>The dataset is a procurement KPI table of 777 purchase orders spanning January 2022 to January 2024, across 5 suppliers (Alpha_Inc, Beta_Supplies, Delta_Logistics, Epsilon_Group, Gamma_Co) and 5 item categories (Electronics, MRO, Office Supplies, Packaging, Raw Materials).</w:t>
+        <w:t>The dataset is a procurement KPI table of 777 purchase orders spanning January 2022 to January 2024, across 5 suppliers (</w:t>
+      </w:r>
+      <w:proofErr w:type="spellStart"/>
+      <w:r>
+        <w:rPr>
+          <w:rFonts w:ascii="Calibri" w:eastAsia="Calibri" w:hAnsi="Calibri" w:cs="Calibri"/>
+          <w:sz w:val="24"/>
+          <w:szCs w:val="24"/>
+        </w:rPr>
+        <w:t>Alpha_Inc</w:t>
+      </w:r>
+      <w:proofErr w:type="spellEnd"/>
+      <w:r>
+        <w:rPr>
+          <w:rFonts w:ascii="Calibri" w:eastAsia="Calibri" w:hAnsi="Calibri" w:cs="Calibri"/>
+          <w:sz w:val="24"/>
+          <w:szCs w:val="24"/>
+        </w:rPr>
+        <w:t xml:space="preserve">, </w:t>
+      </w:r>
+      <w:proofErr w:type="spellStart"/>
+      <w:r>
+        <w:rPr>
+          <w:rFonts w:ascii="Calibri" w:eastAsia="Calibri" w:hAnsi="Calibri" w:cs="Calibri"/>
+          <w:sz w:val="24"/>
+          <w:szCs w:val="24"/>
+        </w:rPr>
+        <w:t>Beta_Supplies</w:t>
+      </w:r>
+      <w:proofErr w:type="spellEnd"/>
+      <w:r>
+        <w:rPr>
+          <w:rFonts w:ascii="Calibri" w:eastAsia="Calibri" w:hAnsi="Calibri" w:cs="Calibri"/>
+          <w:sz w:val="24"/>
+          <w:szCs w:val="24"/>
+        </w:rPr>
+        <w:t xml:space="preserve">, </w:t>
+      </w:r>
+      <w:proofErr w:type="spellStart"/>
+      <w:r>
+        <w:rPr>
+          <w:rFonts w:ascii="Calibri" w:eastAsia="Calibri" w:hAnsi="Calibri" w:cs="Calibri"/>
+          <w:sz w:val="24"/>
+          <w:szCs w:val="24"/>
+        </w:rPr>
+        <w:t>Delta_Logistics</w:t>
+      </w:r>
+      <w:proofErr w:type="spellEnd"/>
+      <w:r>
+        <w:rPr>
+          <w:rFonts w:ascii="Calibri" w:eastAsia="Calibri" w:hAnsi="Calibri" w:cs="Calibri"/>
+          <w:sz w:val="24"/>
+          <w:szCs w:val="24"/>
+        </w:rPr>
+        <w:t xml:space="preserve">, </w:t>
+      </w:r>
+      <w:proofErr w:type="spellStart"/>
+      <w:r>
+        <w:rPr>
+          <w:rFonts w:ascii="Calibri" w:eastAsia="Calibri" w:hAnsi="Calibri" w:cs="Calibri"/>
+          <w:sz w:val="24"/>
+          <w:szCs w:val="24"/>
+        </w:rPr>
+        <w:t>Epsilon_Group</w:t>
+      </w:r>
+      <w:proofErr w:type="spellEnd"/>
+      <w:r>
+        <w:rPr>
+          <w:rFonts w:ascii="Calibri" w:eastAsia="Calibri" w:hAnsi="Calibri" w:cs="Calibri"/>
+          <w:sz w:val="24"/>
+          <w:szCs w:val="24"/>
+        </w:rPr>
+        <w:t xml:space="preserve">, </w:t>
+      </w:r>
+      <w:proofErr w:type="spellStart"/>
+      <w:r>
+        <w:rPr>
+          <w:rFonts w:ascii="Calibri" w:eastAsia="Calibri" w:hAnsi="Calibri" w:cs="Calibri"/>
+          <w:sz w:val="24"/>
+          <w:szCs w:val="24"/>
+        </w:rPr>
+        <w:t>Gamma_Co</w:t>
+      </w:r>
+      <w:proofErr w:type="spellEnd"/>
+      <w:r>
+        <w:rPr>
+          <w:rFonts w:ascii="Calibri" w:eastAsia="Calibri" w:hAnsi="Calibri" w:cs="Calibri"/>
+          <w:sz w:val="24"/>
+          <w:szCs w:val="24"/>
+        </w:rPr>
+        <w:t>) and 5 item categories (Electronics, MRO, Office Supplies, Packaging, Raw Materials).</w:t>
       </w:r>
     </w:p>
     <w:tbl>
@@ -348,8 +449,17 @@
                 <w:rFonts w:ascii="Calibri" w:eastAsia="Calibri" w:hAnsi="Calibri" w:cs="Calibri"/>
                 <w:color w:val="000000"/>
               </w:rPr>
-              <w:t>PO_ID / Supplier / Item_Category</w:t>
-            </w:r>
+              <w:t xml:space="preserve">PO_ID / Supplier / </w:t>
+            </w:r>
+            <w:proofErr w:type="spellStart"/>
+            <w:r>
+              <w:rPr>
+                <w:rFonts w:ascii="Calibri" w:eastAsia="Calibri" w:hAnsi="Calibri" w:cs="Calibri"/>
+                <w:color w:val="000000"/>
+              </w:rPr>
+              <w:t>Item_Category</w:t>
+            </w:r>
+            <w:proofErr w:type="spellEnd"/>
           </w:p>
         </w:tc>
         <w:tc>
@@ -386,13 +496,31 @@
             </w:tcMar>
           </w:tcPr>
           <w:p>
-            <w:r>
-              <w:rPr>
-                <w:rFonts w:ascii="Calibri" w:eastAsia="Calibri" w:hAnsi="Calibri" w:cs="Calibri"/>
-                <w:color w:val="000000"/>
-              </w:rPr>
-              <w:t>Order_Date / Delivery_Date</w:t>
-            </w:r>
+            <w:proofErr w:type="spellStart"/>
+            <w:r>
+              <w:rPr>
+                <w:rFonts w:ascii="Calibri" w:eastAsia="Calibri" w:hAnsi="Calibri" w:cs="Calibri"/>
+                <w:color w:val="000000"/>
+              </w:rPr>
+              <w:t>Order_Date</w:t>
+            </w:r>
+            <w:proofErr w:type="spellEnd"/>
+            <w:r>
+              <w:rPr>
+                <w:rFonts w:ascii="Calibri" w:eastAsia="Calibri" w:hAnsi="Calibri" w:cs="Calibri"/>
+                <w:color w:val="000000"/>
+              </w:rPr>
+              <w:t xml:space="preserve"> / </w:t>
+            </w:r>
+            <w:proofErr w:type="spellStart"/>
+            <w:r>
+              <w:rPr>
+                <w:rFonts w:ascii="Calibri" w:eastAsia="Calibri" w:hAnsi="Calibri" w:cs="Calibri"/>
+                <w:color w:val="000000"/>
+              </w:rPr>
+              <w:t>Delivery_Date</w:t>
+            </w:r>
+            <w:proofErr w:type="spellEnd"/>
           </w:p>
         </w:tc>
         <w:tc>
@@ -429,6 +557,7 @@
             </w:tcMar>
           </w:tcPr>
           <w:p>
+            <w:proofErr w:type="spellStart"/>
             <w:r>
               <w:rPr>
                 <w:rFonts w:ascii="Calibri" w:eastAsia="Calibri" w:hAnsi="Calibri" w:cs="Calibri"/>
@@ -436,6 +565,7 @@
               </w:rPr>
               <w:t>Order_Status</w:t>
             </w:r>
+            <w:proofErr w:type="spellEnd"/>
           </w:p>
         </w:tc>
         <w:tc>
@@ -477,8 +607,33 @@
                 <w:rFonts w:ascii="Calibri" w:eastAsia="Calibri" w:hAnsi="Calibri" w:cs="Calibri"/>
                 <w:color w:val="000000"/>
               </w:rPr>
-              <w:t>Quantity / Unit_Price / Negotiated_Price</w:t>
-            </w:r>
+              <w:t xml:space="preserve">Quantity / </w:t>
+            </w:r>
+            <w:proofErr w:type="spellStart"/>
+            <w:r>
+              <w:rPr>
+                <w:rFonts w:ascii="Calibri" w:eastAsia="Calibri" w:hAnsi="Calibri" w:cs="Calibri"/>
+                <w:color w:val="000000"/>
+              </w:rPr>
+              <w:t>Unit_Price</w:t>
+            </w:r>
+            <w:proofErr w:type="spellEnd"/>
+            <w:r>
+              <w:rPr>
+                <w:rFonts w:ascii="Calibri" w:eastAsia="Calibri" w:hAnsi="Calibri" w:cs="Calibri"/>
+                <w:color w:val="000000"/>
+              </w:rPr>
+              <w:t xml:space="preserve"> / </w:t>
+            </w:r>
+            <w:proofErr w:type="spellStart"/>
+            <w:r>
+              <w:rPr>
+                <w:rFonts w:ascii="Calibri" w:eastAsia="Calibri" w:hAnsi="Calibri" w:cs="Calibri"/>
+                <w:color w:val="000000"/>
+              </w:rPr>
+              <w:t>Negotiated_Price</w:t>
+            </w:r>
+            <w:proofErr w:type="spellEnd"/>
           </w:p>
         </w:tc>
         <w:tc>
@@ -515,6 +670,7 @@
             </w:tcMar>
           </w:tcPr>
           <w:p>
+            <w:proofErr w:type="spellStart"/>
             <w:r>
               <w:rPr>
                 <w:rFonts w:ascii="Calibri" w:eastAsia="Calibri" w:hAnsi="Calibri" w:cs="Calibri"/>
@@ -522,6 +678,7 @@
               </w:rPr>
               <w:t>Defective_Units</w:t>
             </w:r>
+            <w:proofErr w:type="spellEnd"/>
           </w:p>
         </w:tc>
         <w:tc>
@@ -563,8 +720,17 @@
                 <w:rFonts w:ascii="Calibri" w:eastAsia="Calibri" w:hAnsi="Calibri" w:cs="Calibri"/>
                 <w:color w:val="000000"/>
               </w:rPr>
-              <w:t>Compliance / On_Time_Flag</w:t>
-            </w:r>
+              <w:t xml:space="preserve">Compliance / </w:t>
+            </w:r>
+            <w:proofErr w:type="spellStart"/>
+            <w:r>
+              <w:rPr>
+                <w:rFonts w:ascii="Calibri" w:eastAsia="Calibri" w:hAnsi="Calibri" w:cs="Calibri"/>
+                <w:color w:val="000000"/>
+              </w:rPr>
+              <w:t>On_Time_Flag</w:t>
+            </w:r>
+            <w:proofErr w:type="spellEnd"/>
           </w:p>
         </w:tc>
         <w:tc>
@@ -964,7 +1130,23 @@
                 <w:rFonts w:ascii="Calibri" w:eastAsia="Calibri" w:hAnsi="Calibri" w:cs="Calibri"/>
                 <w:color w:val="000000"/>
               </w:rPr>
-              <w:t>Total Orders / Defect Rate % / Compliance Rate % / Avg Lead Time</w:t>
+              <w:t xml:space="preserve">Total Orders / Defect Rate % / Compliance Rate % / </w:t>
+            </w:r>
+            <w:proofErr w:type="spellStart"/>
+            <w:r>
+              <w:rPr>
+                <w:rFonts w:ascii="Calibri" w:eastAsia="Calibri" w:hAnsi="Calibri" w:cs="Calibri"/>
+                <w:color w:val="000000"/>
+              </w:rPr>
+              <w:t>Avg</w:t>
+            </w:r>
+            <w:proofErr w:type="spellEnd"/>
+            <w:r>
+              <w:rPr>
+                <w:rFonts w:ascii="Calibri" w:eastAsia="Calibri" w:hAnsi="Calibri" w:cs="Calibri"/>
+                <w:color w:val="000000"/>
+              </w:rPr>
+              <w:t xml:space="preserve"> Lead Time</w:t>
             </w:r>
           </w:p>
         </w:tc>
@@ -1390,7 +1572,110 @@
           </w:p>
         </w:tc>
       </w:tr>
+      <w:tr>
+        <w:tc>
+          <w:tcPr>
+            <w:tcW w:w="3000" w:type="dxa"/>
+            <w:tcMar>
+              <w:top w:w="80" w:type="dxa"/>
+              <w:left w:w="100" w:type="dxa"/>
+              <w:bottom w:w="80" w:type="dxa"/>
+              <w:right w:w="100" w:type="dxa"/>
+            </w:tcMar>
+          </w:tcPr>
+          <w:p>
+            <w:pPr>
+              <w:rPr>
+                <w:rFonts w:ascii="Calibri" w:eastAsia="Calibri" w:hAnsi="Calibri" w:cs="Calibri"/>
+                <w:color w:val="000000"/>
+              </w:rPr>
+            </w:pPr>
+            <w:r>
+              <w:rPr>
+                <w:rFonts w:ascii="Calibri" w:eastAsia="Calibri" w:hAnsi="Calibri" w:cs="Calibri"/>
+                <w:color w:val="000000"/>
+              </w:rPr>
+              <w:t>Supplier (filter across Overview)</w:t>
+            </w:r>
+          </w:p>
+        </w:tc>
+        <w:tc>
+          <w:tcPr>
+            <w:tcW w:w="2200" w:type="dxa"/>
+            <w:tcMar>
+              <w:top w:w="80" w:type="dxa"/>
+              <w:left w:w="100" w:type="dxa"/>
+              <w:bottom w:w="80" w:type="dxa"/>
+              <w:right w:w="100" w:type="dxa"/>
+            </w:tcMar>
+          </w:tcPr>
+          <w:p>
+            <w:pPr>
+              <w:rPr>
+                <w:rFonts w:ascii="Calibri" w:eastAsia="Calibri" w:hAnsi="Calibri" w:cs="Calibri"/>
+                <w:color w:val="000000"/>
+              </w:rPr>
+            </w:pPr>
+            <w:r>
+              <w:rPr>
+                <w:rFonts w:ascii="Calibri" w:eastAsia="Calibri" w:hAnsi="Calibri" w:cs="Calibri"/>
+                <w:color w:val="000000"/>
+              </w:rPr>
+              <w:t>Slicer</w:t>
+            </w:r>
+          </w:p>
+        </w:tc>
+        <w:tc>
+          <w:tcPr>
+            <w:tcW w:w="4600" w:type="dxa"/>
+            <w:tcMar>
+              <w:top w:w="80" w:type="dxa"/>
+              <w:left w:w="100" w:type="dxa"/>
+              <w:bottom w:w="80" w:type="dxa"/>
+              <w:right w:w="100" w:type="dxa"/>
+            </w:tcMar>
+          </w:tcPr>
+          <w:p>
+            <w:pPr>
+              <w:rPr>
+                <w:rFonts w:ascii="Calibri" w:eastAsia="Calibri" w:hAnsi="Calibri" w:cs="Calibri"/>
+                <w:color w:val="000000"/>
+              </w:rPr>
+            </w:pPr>
+            <w:proofErr w:type="spellStart"/>
+            <w:proofErr w:type="gramStart"/>
+            <w:r>
+              <w:rPr>
+                <w:rFonts w:ascii="Calibri" w:eastAsia="Calibri" w:hAnsi="Calibri" w:cs="Calibri"/>
+                <w:color w:val="000000"/>
+              </w:rPr>
+              <w:t>Lets</w:t>
+            </w:r>
+            <w:proofErr w:type="spellEnd"/>
+            <w:proofErr w:type="gramEnd"/>
+            <w:r>
+              <w:rPr>
+                <w:rFonts w:ascii="Calibri" w:eastAsia="Calibri" w:hAnsi="Calibri" w:cs="Calibri"/>
+                <w:color w:val="000000"/>
+              </w:rPr>
+              <w:t xml:space="preserve"> the user isolate one supplier and see every card, chart, and table update together for direct comparison</w:t>
+            </w:r>
+            <w:r>
+              <w:rPr>
+                <w:rFonts w:ascii="Calibri" w:eastAsia="Calibri" w:hAnsi="Calibri" w:cs="Calibri"/>
+                <w:color w:val="000000"/>
+              </w:rPr>
+              <w:t>.</w:t>
+            </w:r>
+          </w:p>
+        </w:tc>
+      </w:tr>
     </w:tbl>
+    <w:p>
+      <w:pPr>
+        <w:spacing w:before="220"/>
+      </w:pPr>
+    </w:p>
     <w:p>
       <w:pPr>
         <w:spacing w:before="220"/>
@@ -1409,6 +1694,7 @@
           <w:sz w:val="24"/>
           <w:szCs w:val="24"/>
         </w:rPr>
+        <w:lastRenderedPageBreak/>
         <w:t>Insight Headlines (written before building)</w:t>
       </w:r>
     </w:p>
@@ -1421,13 +1707,23 @@
         </w:numPr>
         <w:spacing w:after="80"/>
       </w:pPr>
-      <w:r>
-        <w:rPr>
-          <w:rFonts w:ascii="Calibri" w:eastAsia="Calibri" w:hAnsi="Calibri" w:cs="Calibri"/>
-          <w:sz w:val="24"/>
-          <w:szCs w:val="24"/>
-        </w:rPr>
-        <w:t xml:space="preserve">Delta_Logistics: worst quality, worst compliance, biggest cost </w:t>
+      <w:proofErr w:type="spellStart"/>
+      <w:r>
+        <w:rPr>
+          <w:rFonts w:ascii="Calibri" w:eastAsia="Calibri" w:hAnsi="Calibri" w:cs="Calibri"/>
+          <w:sz w:val="24"/>
+          <w:szCs w:val="24"/>
+        </w:rPr>
+        <w:t>Delta_Logistics</w:t>
+      </w:r>
+      <w:proofErr w:type="spellEnd"/>
+      <w:r>
+        <w:rPr>
+          <w:rFonts w:ascii="Calibri" w:eastAsia="Calibri" w:hAnsi="Calibri" w:cs="Calibri"/>
+          <w:sz w:val="24"/>
+          <w:szCs w:val="24"/>
+        </w:rPr>
+        <w:t xml:space="preserve">: worst quality, worst compliance, biggest cost </w:t>
       </w:r>
       <w:r>
         <w:rPr>
@@ -1455,13 +1751,23 @@
         </w:numPr>
         <w:spacing w:after="80"/>
       </w:pPr>
-      <w:r>
-        <w:rPr>
-          <w:rFonts w:ascii="Calibri" w:eastAsia="Calibri" w:hAnsi="Calibri" w:cs="Calibri"/>
-          <w:sz w:val="24"/>
-          <w:szCs w:val="24"/>
-        </w:rPr>
-        <w:t xml:space="preserve">Beta_Supplies is the on-time problem, not the quality problem </w:t>
+      <w:proofErr w:type="spellStart"/>
+      <w:r>
+        <w:rPr>
+          <w:rFonts w:ascii="Calibri" w:eastAsia="Calibri" w:hAnsi="Calibri" w:cs="Calibri"/>
+          <w:sz w:val="24"/>
+          <w:szCs w:val="24"/>
+        </w:rPr>
+        <w:t>Beta_Supplies</w:t>
+      </w:r>
+      <w:proofErr w:type="spellEnd"/>
+      <w:r>
+        <w:rPr>
+          <w:rFonts w:ascii="Calibri" w:eastAsia="Calibri" w:hAnsi="Calibri" w:cs="Calibri"/>
+          <w:sz w:val="24"/>
+          <w:szCs w:val="24"/>
+        </w:rPr>
+        <w:t xml:space="preserve"> is the on-time problem, not the quality problem </w:t>
       </w:r>
       <w:r>
         <w:rPr>
@@ -1495,7 +1801,6 @@
           <w:sz w:val="24"/>
           <w:szCs w:val="24"/>
         </w:rPr>
-        <w:lastRenderedPageBreak/>
         <w:t xml:space="preserve">Better performers aren't getting worse prices </w:t>
       </w:r>
       <w:r>
@@ -1630,7 +1935,25 @@
           <w:sz w:val="24"/>
           <w:szCs w:val="24"/>
         </w:rPr>
-        <w:t xml:space="preserve"> e.g. “Delta_Logistics drives the highest defect cost,” not “Defect Cost by Supplier”</w:t>
+        <w:t xml:space="preserve"> e.g. “</w:t>
+      </w:r>
+      <w:proofErr w:type="spellStart"/>
+      <w:r>
+        <w:rPr>
+          <w:rFonts w:ascii="Calibri" w:eastAsia="Calibri" w:hAnsi="Calibri" w:cs="Calibri"/>
+          <w:sz w:val="24"/>
+          <w:szCs w:val="24"/>
+        </w:rPr>
+        <w:t>Delta_Logistics</w:t>
+      </w:r>
+      <w:proofErr w:type="spellEnd"/>
+      <w:r>
+        <w:rPr>
+          <w:rFonts w:ascii="Calibri" w:eastAsia="Calibri" w:hAnsi="Calibri" w:cs="Calibri"/>
+          <w:sz w:val="24"/>
+          <w:szCs w:val="24"/>
+        </w:rPr>
+        <w:t xml:space="preserve"> drives the highest defect cost,” not “Defect Cost by Supplier”</w:t>
       </w:r>
     </w:p>
     <w:p>
@@ -1748,7 +2071,25 @@
           <w:sz w:val="24"/>
           <w:szCs w:val="24"/>
         </w:rPr>
-        <w:t xml:space="preserve"> see procurement_analysis.sql), then normalized in Excel, then loaded into Power BI where all KPIs were rebuilt as DAX measures in a dedicated _Measures table so every visual reads from one consistent definition.</w:t>
+        <w:t xml:space="preserve"> see </w:t>
+      </w:r>
+      <w:proofErr w:type="spellStart"/>
+      <w:r>
+        <w:rPr>
+          <w:rFonts w:ascii="Calibri" w:eastAsia="Calibri" w:hAnsi="Calibri" w:cs="Calibri"/>
+          <w:sz w:val="24"/>
+          <w:szCs w:val="24"/>
+        </w:rPr>
+        <w:t>procurement_analysis.sql</w:t>
+      </w:r>
+      <w:proofErr w:type="spellEnd"/>
+      <w:r>
+        <w:rPr>
+          <w:rFonts w:ascii="Calibri" w:eastAsia="Calibri" w:hAnsi="Calibri" w:cs="Calibri"/>
+          <w:sz w:val="24"/>
+          <w:szCs w:val="24"/>
+        </w:rPr>
+        <w:t>), then normalized in Excel, then loaded into Power BI where all KPIs were rebuilt as DAX measures in a dedicated _Measures table so every visual reads from one consistent definition.</w:t>
       </w:r>
     </w:p>
     <w:p>
@@ -1831,7 +2172,25 @@
           <w:sz w:val="24"/>
           <w:szCs w:val="24"/>
         </w:rPr>
-        <w:t xml:space="preserve"> order counts per supplier, on-time rate, defect rate, compliance rate, average lead time, defect cost, and a combined vendor scorecard query joining all four KPIs (see procurement_analysis.sql). Second, the data was normalized in Excel. Third, the model and report were built in Power BI, with every KPI reimplemented as a DAX measure in a dedicated _Measures table rather than a calculated column, so every visual reads from a single, consistent definition. Key measures:</w:t>
+        <w:t xml:space="preserve"> order counts per supplier, on-time rate, defect rate, compliance rate, average lead time, defect cost, and a combined vendor scorecard query joining all four KPIs (see </w:t>
+      </w:r>
+      <w:proofErr w:type="spellStart"/>
+      <w:r>
+        <w:rPr>
+          <w:rFonts w:ascii="Calibri" w:eastAsia="Calibri" w:hAnsi="Calibri" w:cs="Calibri"/>
+          <w:sz w:val="24"/>
+          <w:szCs w:val="24"/>
+        </w:rPr>
+        <w:t>procurement_analysis.sql</w:t>
+      </w:r>
+      <w:proofErr w:type="spellEnd"/>
+      <w:r>
+        <w:rPr>
+          <w:rFonts w:ascii="Calibri" w:eastAsia="Calibri" w:hAnsi="Calibri" w:cs="Calibri"/>
+          <w:sz w:val="24"/>
+          <w:szCs w:val="24"/>
+        </w:rPr>
+        <w:t>). Second, the data was normalized in Excel. Third, the model and report were built in Power BI, with every KPI reimplemented as a DAX measure in a dedicated _Measures table rather than a calculated column, so every visual reads from a single, consistent definition. Key measures:</w:t>
       </w:r>
     </w:p>
     <w:p>
@@ -1991,7 +2350,51 @@
           <w:sz w:val="24"/>
           <w:szCs w:val="24"/>
         </w:rPr>
-        <w:t xml:space="preserve"> mean of (Delivery_Date − Order_Date) across delivered orders</w:t>
+        <w:t xml:space="preserve"> mean of (</w:t>
+      </w:r>
+      <w:proofErr w:type="spellStart"/>
+      <w:r>
+        <w:rPr>
+          <w:rFonts w:ascii="Calibri" w:eastAsia="Calibri" w:hAnsi="Calibri" w:cs="Calibri"/>
+          <w:i/>
+          <w:iCs/>
+          <w:sz w:val="24"/>
+          <w:szCs w:val="24"/>
+        </w:rPr>
+        <w:t>Delivery_Date</w:t>
+      </w:r>
+      <w:proofErr w:type="spellEnd"/>
+      <w:r>
+        <w:rPr>
+          <w:rFonts w:ascii="Calibri" w:eastAsia="Calibri" w:hAnsi="Calibri" w:cs="Calibri"/>
+          <w:i/>
+          <w:iCs/>
+          <w:sz w:val="24"/>
+          <w:szCs w:val="24"/>
+        </w:rPr>
+        <w:t xml:space="preserve"> − </w:t>
+      </w:r>
+      <w:proofErr w:type="spellStart"/>
+      <w:r>
+        <w:rPr>
+          <w:rFonts w:ascii="Calibri" w:eastAsia="Calibri" w:hAnsi="Calibri" w:cs="Calibri"/>
+          <w:i/>
+          <w:iCs/>
+          <w:sz w:val="24"/>
+          <w:szCs w:val="24"/>
+        </w:rPr>
+        <w:t>Order_Date</w:t>
+      </w:r>
+      <w:proofErr w:type="spellEnd"/>
+      <w:r>
+        <w:rPr>
+          <w:rFonts w:ascii="Calibri" w:eastAsia="Calibri" w:hAnsi="Calibri" w:cs="Calibri"/>
+          <w:i/>
+          <w:iCs/>
+          <w:sz w:val="24"/>
+          <w:szCs w:val="24"/>
+        </w:rPr>
+        <w:t>) across delivered orders</w:t>
       </w:r>
     </w:p>
     <w:p>
@@ -2051,6 +2454,7 @@
           <w:sz w:val="24"/>
           <w:szCs w:val="24"/>
         </w:rPr>
+        <w:lastRenderedPageBreak/>
         <w:t xml:space="preserve">Composite Score </w:t>
       </w:r>
       <w:r>
@@ -2076,6 +2480,33 @@
     </w:p>
     <w:p>
       <w:pPr>
+        <w:pStyle w:val="ListParagraph"/>
+        <w:numPr>
+          <w:ilvl w:val="0"/>
+          <w:numId w:val="2"/>
+        </w:numPr>
+        <w:spacing w:after="80"/>
+        <w:rPr>
+          <w:rFonts w:ascii="Calibri" w:eastAsia="Calibri" w:hAnsi="Calibri" w:cs="Calibri"/>
+          <w:i/>
+          <w:iCs/>
+          <w:sz w:val="24"/>
+          <w:szCs w:val="24"/>
+        </w:rPr>
+      </w:pPr>
+      <w:r>
+        <w:rPr>
+          <w:rFonts w:ascii="Calibri" w:eastAsia="Calibri" w:hAnsi="Calibri" w:cs="Calibri"/>
+          <w:i/>
+          <w:iCs/>
+          <w:sz w:val="24"/>
+          <w:szCs w:val="24"/>
+        </w:rPr>
+        <w:t>A Supplier slicer on the Overview page drives cross-filtering across all visuals; a separate disconnected parameter table powers the Selection Filter card (defect cost for a chosen supplier or category) and the On Time Threshold input, kept independent so adjusting the benchmark doesn't affect the main comparison view.</w:t>
+      </w:r>
+    </w:p>
+    <w:p>
+      <w:pPr>
         <w:spacing w:after="140" w:line="276" w:lineRule="auto"/>
       </w:pPr>
       <w:r>
@@ -2084,7 +2515,31 @@
           <w:sz w:val="24"/>
           <w:szCs w:val="24"/>
         </w:rPr>
-        <w:t>The report itself is three pages: an Overview (KPI cards, on-time trend, supplier comparison, and a scorecard table), a Supplier Detail page (single-supplier drill-down with a composite-score gauge), and a Segment Analysis page (key-drivers analysis on what pushes compliance and pricing up or down).</w:t>
+        <w:t xml:space="preserve">The report itself is three pages: an Overview (KPI cards, </w:t>
+      </w:r>
+      <w:r>
+        <w:rPr>
+          <w:rFonts w:ascii="Calibri" w:eastAsia="Calibri" w:hAnsi="Calibri" w:cs="Calibri"/>
+          <w:sz w:val="24"/>
+          <w:szCs w:val="24"/>
+        </w:rPr>
+        <w:t>a Supplier slicer</w:t>
+      </w:r>
+      <w:r>
+        <w:rPr>
+          <w:rFonts w:ascii="Calibri" w:eastAsia="Calibri" w:hAnsi="Calibri" w:cs="Calibri"/>
+          <w:sz w:val="24"/>
+          <w:szCs w:val="24"/>
+        </w:rPr>
+        <w:t xml:space="preserve">, </w:t>
+      </w:r>
+      <w:r>
+        <w:rPr>
+          <w:rFonts w:ascii="Calibri" w:eastAsia="Calibri" w:hAnsi="Calibri" w:cs="Calibri"/>
+          <w:sz w:val="24"/>
+          <w:szCs w:val="24"/>
+        </w:rPr>
+        <w:t>on-time trend, supplier comparison, and a scorecard table), a Supplier Detail page (single-supplier drill-down with a composite-score gauge), and a Segment Analysis page (key-drivers analysis on what pushes compliance and pricing up or down).</w:t>
       </w:r>
     </w:p>
     <w:p>
@@ -2104,7 +2559,6 @@
           <w:sz w:val="28"/>
           <w:szCs w:val="28"/>
         </w:rPr>
-        <w:lastRenderedPageBreak/>
         <w:t>Results</w:t>
       </w:r>
     </w:p>
@@ -2255,6 +2709,7 @@
             </w:tcMar>
           </w:tcPr>
           <w:p>
+            <w:proofErr w:type="spellStart"/>
             <w:r>
               <w:rPr>
                 <w:rFonts w:ascii="Calibri" w:eastAsia="Calibri" w:hAnsi="Calibri" w:cs="Calibri"/>
@@ -2262,22 +2717,9 @@
                 <w:bCs/>
                 <w:color w:val="FFFFFF"/>
               </w:rPr>
-              <w:t>Avg Lead (days)</w:t>
-            </w:r>
-          </w:p>
-        </w:tc>
-        <w:tc>
-          <w:tcPr>
-            <w:tcW w:w="1900" w:type="dxa"/>
-            <w:shd w:val="clear" w:color="auto" w:fill="1F3864"/>
-            <w:tcMar>
-              <w:top w:w="80" w:type="dxa"/>
-              <w:left w:w="100" w:type="dxa"/>
-              <w:bottom w:w="80" w:type="dxa"/>
-              <w:right w:w="100" w:type="dxa"/>
-            </w:tcMar>
-          </w:tcPr>
-          <w:p>
+              <w:t>Avg</w:t>
+            </w:r>
+            <w:proofErr w:type="spellEnd"/>
             <w:r>
               <w:rPr>
                 <w:rFonts w:ascii="Calibri" w:eastAsia="Calibri" w:hAnsi="Calibri" w:cs="Calibri"/>
@@ -2285,13 +2727,13 @@
                 <w:bCs/>
                 <w:color w:val="FFFFFF"/>
               </w:rPr>
-              <w:t>Defect Cost Impact</w:t>
-            </w:r>
-          </w:p>
-        </w:tc>
-        <w:tc>
-          <w:tcPr>
-            <w:tcW w:w="1300" w:type="dxa"/>
+              <w:t xml:space="preserve"> Lead (days)</w:t>
+            </w:r>
+          </w:p>
+        </w:tc>
+        <w:tc>
+          <w:tcPr>
+            <w:tcW w:w="1900" w:type="dxa"/>
             <w:shd w:val="clear" w:color="auto" w:fill="1F3864"/>
             <w:tcMar>
               <w:top w:w="80" w:type="dxa"/>
@@ -2308,6 +2750,29 @@
                 <w:bCs/>
                 <w:color w:val="FFFFFF"/>
               </w:rPr>
+              <w:t>Defect Cost Impact</w:t>
+            </w:r>
+          </w:p>
+        </w:tc>
+        <w:tc>
+          <w:tcPr>
+            <w:tcW w:w="1300" w:type="dxa"/>
+            <w:shd w:val="clear" w:color="auto" w:fill="1F3864"/>
+            <w:tcMar>
+              <w:top w:w="80" w:type="dxa"/>
+              <w:left w:w="100" w:type="dxa"/>
+              <w:bottom w:w="80" w:type="dxa"/>
+              <w:right w:w="100" w:type="dxa"/>
+            </w:tcMar>
+          </w:tcPr>
+          <w:p>
+            <w:r>
+              <w:rPr>
+                <w:rFonts w:ascii="Calibri" w:eastAsia="Calibri" w:hAnsi="Calibri" w:cs="Calibri"/>
+                <w:b/>
+                <w:bCs/>
+                <w:color w:val="FFFFFF"/>
+              </w:rPr>
               <w:t>Composite Score</w:t>
             </w:r>
           </w:p>
@@ -2325,6 +2790,7 @@
             </w:tcMar>
           </w:tcPr>
           <w:p>
+            <w:proofErr w:type="spellStart"/>
             <w:r>
               <w:rPr>
                 <w:rFonts w:ascii="Calibri" w:eastAsia="Calibri" w:hAnsi="Calibri" w:cs="Calibri"/>
@@ -2332,6 +2798,7 @@
               </w:rPr>
               <w:t>Epsilon_Group</w:t>
             </w:r>
+            <w:proofErr w:type="spellEnd"/>
           </w:p>
         </w:tc>
         <w:tc>
@@ -2468,6 +2935,7 @@
             </w:tcMar>
           </w:tcPr>
           <w:p>
+            <w:proofErr w:type="spellStart"/>
             <w:r>
               <w:rPr>
                 <w:rFonts w:ascii="Calibri" w:eastAsia="Calibri" w:hAnsi="Calibri" w:cs="Calibri"/>
@@ -2475,6 +2943,7 @@
               </w:rPr>
               <w:t>Gamma_Co</w:t>
             </w:r>
+            <w:proofErr w:type="spellEnd"/>
           </w:p>
         </w:tc>
         <w:tc>
@@ -2616,6 +3085,7 @@
             </w:tcMar>
           </w:tcPr>
           <w:p>
+            <w:proofErr w:type="spellStart"/>
             <w:r>
               <w:rPr>
                 <w:rFonts w:ascii="Calibri" w:eastAsia="Calibri" w:hAnsi="Calibri" w:cs="Calibri"/>
@@ -2623,6 +3093,7 @@
               </w:rPr>
               <w:t>Alpha_Inc</w:t>
             </w:r>
+            <w:proofErr w:type="spellEnd"/>
           </w:p>
         </w:tc>
         <w:tc>
@@ -2759,6 +3230,7 @@
             </w:tcMar>
           </w:tcPr>
           <w:p>
+            <w:proofErr w:type="spellStart"/>
             <w:r>
               <w:rPr>
                 <w:rFonts w:ascii="Calibri" w:eastAsia="Calibri" w:hAnsi="Calibri" w:cs="Calibri"/>
@@ -2766,6 +3238,7 @@
               </w:rPr>
               <w:t>Delta_Logistics</w:t>
             </w:r>
+            <w:proofErr w:type="spellEnd"/>
           </w:p>
         </w:tc>
         <w:tc>
@@ -2907,6 +3380,7 @@
             </w:tcMar>
           </w:tcPr>
           <w:p>
+            <w:proofErr w:type="spellStart"/>
             <w:r>
               <w:rPr>
                 <w:rFonts w:ascii="Calibri" w:eastAsia="Calibri" w:hAnsi="Calibri" w:cs="Calibri"/>
@@ -2914,6 +3388,7 @@
               </w:rPr>
               <w:t>Beta_Supplies</w:t>
             </w:r>
+            <w:proofErr w:type="spellEnd"/>
           </w:p>
         </w:tc>
         <w:tc>
@@ -3067,13 +3542,23 @@
         </w:numPr>
         <w:spacing w:after="80"/>
       </w:pPr>
-      <w:r>
-        <w:rPr>
-          <w:rFonts w:ascii="Calibri" w:eastAsia="Calibri" w:hAnsi="Calibri" w:cs="Calibri"/>
-          <w:sz w:val="24"/>
-          <w:szCs w:val="24"/>
-        </w:rPr>
-        <w:t xml:space="preserve">Delta_Logistics is the clearest underperformer: worst defect rate (10.64%, ~2x the portfolio average), worst compliance rate (61.67%), and the single largest defect cost impact ($783,450 </w:t>
+      <w:proofErr w:type="spellStart"/>
+      <w:r>
+        <w:rPr>
+          <w:rFonts w:ascii="Calibri" w:eastAsia="Calibri" w:hAnsi="Calibri" w:cs="Calibri"/>
+          <w:sz w:val="24"/>
+          <w:szCs w:val="24"/>
+        </w:rPr>
+        <w:t>Delta_Logistics</w:t>
+      </w:r>
+      <w:proofErr w:type="spellEnd"/>
+      <w:r>
+        <w:rPr>
+          <w:rFonts w:ascii="Calibri" w:eastAsia="Calibri" w:hAnsi="Calibri" w:cs="Calibri"/>
+          <w:sz w:val="24"/>
+          <w:szCs w:val="24"/>
+        </w:rPr>
+        <w:t xml:space="preserve"> is the clearest underperformer: worst defect rate (10.64%, ~2x the portfolio average), worst compliance rate (61.67%), and the single largest defect cost impact ($783,450 </w:t>
       </w:r>
       <w:r>
         <w:rPr>
@@ -3101,13 +3586,23 @@
         </w:numPr>
         <w:spacing w:after="80"/>
       </w:pPr>
-      <w:r>
-        <w:rPr>
-          <w:rFonts w:ascii="Calibri" w:eastAsia="Calibri" w:hAnsi="Calibri" w:cs="Calibri"/>
-          <w:sz w:val="24"/>
-          <w:szCs w:val="24"/>
-        </w:rPr>
-        <w:t>Beta_Supplies has the worst on-time rate (46.00%, and the highest average lead time at 11.23 days) and the second-highest defect cost ($553,434), making it the weak link on delivery reliability specifically.</w:t>
+      <w:proofErr w:type="spellStart"/>
+      <w:r>
+        <w:rPr>
+          <w:rFonts w:ascii="Calibri" w:eastAsia="Calibri" w:hAnsi="Calibri" w:cs="Calibri"/>
+          <w:sz w:val="24"/>
+          <w:szCs w:val="24"/>
+        </w:rPr>
+        <w:t>Beta_Supplies</w:t>
+      </w:r>
+      <w:proofErr w:type="spellEnd"/>
+      <w:r>
+        <w:rPr>
+          <w:rFonts w:ascii="Calibri" w:eastAsia="Calibri" w:hAnsi="Calibri" w:cs="Calibri"/>
+          <w:sz w:val="24"/>
+          <w:szCs w:val="24"/>
+        </w:rPr>
+        <w:t xml:space="preserve"> has the worst on-time rate (46.00%, and the highest average lead time at 11.23 days) and the second-highest defect cost ($553,434), making it the weak link on delivery reliability specifically.</w:t>
       </w:r>
     </w:p>
     <w:p>
@@ -3119,13 +3614,41 @@
         </w:numPr>
         <w:spacing w:after="80"/>
       </w:pPr>
-      <w:r>
-        <w:rPr>
-          <w:rFonts w:ascii="Calibri" w:eastAsia="Calibri" w:hAnsi="Calibri" w:cs="Calibri"/>
-          <w:sz w:val="24"/>
-          <w:szCs w:val="24"/>
-        </w:rPr>
-        <w:t xml:space="preserve">Epsilon_Group and Alpha_Inc are the strongest performers on quality and compliance (defect rates under 2.6%, compliance above 93%), but neither leads on speed </w:t>
+      <w:proofErr w:type="spellStart"/>
+      <w:r>
+        <w:rPr>
+          <w:rFonts w:ascii="Calibri" w:eastAsia="Calibri" w:hAnsi="Calibri" w:cs="Calibri"/>
+          <w:sz w:val="24"/>
+          <w:szCs w:val="24"/>
+        </w:rPr>
+        <w:t>Epsilon_Group</w:t>
+      </w:r>
+      <w:proofErr w:type="spellEnd"/>
+      <w:r>
+        <w:rPr>
+          <w:rFonts w:ascii="Calibri" w:eastAsia="Calibri" w:hAnsi="Calibri" w:cs="Calibri"/>
+          <w:sz w:val="24"/>
+          <w:szCs w:val="24"/>
+        </w:rPr>
+        <w:t xml:space="preserve"> and </w:t>
+      </w:r>
+      <w:proofErr w:type="spellStart"/>
+      <w:r>
+        <w:rPr>
+          <w:rFonts w:ascii="Calibri" w:eastAsia="Calibri" w:hAnsi="Calibri" w:cs="Calibri"/>
+          <w:sz w:val="24"/>
+          <w:szCs w:val="24"/>
+        </w:rPr>
+        <w:t>Alpha_Inc</w:t>
+      </w:r>
+      <w:proofErr w:type="spellEnd"/>
+      <w:r>
+        <w:rPr>
+          <w:rFonts w:ascii="Calibri" w:eastAsia="Calibri" w:hAnsi="Calibri" w:cs="Calibri"/>
+          <w:sz w:val="24"/>
+          <w:szCs w:val="24"/>
+        </w:rPr>
+        <w:t xml:space="preserve"> are the strongest performers on quality and compliance (defect rates under 2.6%, compliance above 93%), but neither leads on speed </w:t>
       </w:r>
       <w:r>
         <w:rPr>
@@ -3141,7 +3664,25 @@
           <w:sz w:val="24"/>
           <w:szCs w:val="24"/>
         </w:rPr>
-        <w:t xml:space="preserve"> Gamma_Co has the best on-time rate (61.29%) and shortest average lead time (9.90 days).</w:t>
+        <w:t xml:space="preserve"> </w:t>
+      </w:r>
+      <w:proofErr w:type="spellStart"/>
+      <w:r>
+        <w:rPr>
+          <w:rFonts w:ascii="Calibri" w:eastAsia="Calibri" w:hAnsi="Calibri" w:cs="Calibri"/>
+          <w:sz w:val="24"/>
+          <w:szCs w:val="24"/>
+        </w:rPr>
+        <w:t>Gamma_Co</w:t>
+      </w:r>
+      <w:proofErr w:type="spellEnd"/>
+      <w:r>
+        <w:rPr>
+          <w:rFonts w:ascii="Calibri" w:eastAsia="Calibri" w:hAnsi="Calibri" w:cs="Calibri"/>
+          <w:sz w:val="24"/>
+          <w:szCs w:val="24"/>
+        </w:rPr>
+        <w:t xml:space="preserve"> has the best on-time rate (61.29%) and shortest average lead time (9.90 days).</w:t>
       </w:r>
     </w:p>
     <w:p>
@@ -3175,7 +3716,43 @@
           <w:sz w:val="24"/>
           <w:szCs w:val="24"/>
         </w:rPr>
-        <w:t xml:space="preserve">8.2%), so Delta_Logistics and Beta_Supplies are not “cheap but risky” </w:t>
+        <w:t xml:space="preserve">8.2%), so </w:t>
+      </w:r>
+      <w:proofErr w:type="spellStart"/>
+      <w:r>
+        <w:rPr>
+          <w:rFonts w:ascii="Calibri" w:eastAsia="Calibri" w:hAnsi="Calibri" w:cs="Calibri"/>
+          <w:sz w:val="24"/>
+          <w:szCs w:val="24"/>
+        </w:rPr>
+        <w:t>Delta_Logistics</w:t>
+      </w:r>
+      <w:proofErr w:type="spellEnd"/>
+      <w:r>
+        <w:rPr>
+          <w:rFonts w:ascii="Calibri" w:eastAsia="Calibri" w:hAnsi="Calibri" w:cs="Calibri"/>
+          <w:sz w:val="24"/>
+          <w:szCs w:val="24"/>
+        </w:rPr>
+        <w:t xml:space="preserve"> and </w:t>
+      </w:r>
+      <w:proofErr w:type="spellStart"/>
+      <w:r>
+        <w:rPr>
+          <w:rFonts w:ascii="Calibri" w:eastAsia="Calibri" w:hAnsi="Calibri" w:cs="Calibri"/>
+          <w:sz w:val="24"/>
+          <w:szCs w:val="24"/>
+        </w:rPr>
+        <w:t>Beta_Supplies</w:t>
+      </w:r>
+      <w:proofErr w:type="spellEnd"/>
+      <w:r>
+        <w:rPr>
+          <w:rFonts w:ascii="Calibri" w:eastAsia="Calibri" w:hAnsi="Calibri" w:cs="Calibri"/>
+          <w:sz w:val="24"/>
+          <w:szCs w:val="24"/>
+        </w:rPr>
+        <w:t xml:space="preserve"> are not “cheap but risky” </w:t>
       </w:r>
       <w:r>
         <w:rPr>
@@ -3209,7 +3786,16 @@
           <w:sz w:val="24"/>
           <w:szCs w:val="24"/>
         </w:rPr>
-        <w:t xml:space="preserve">The pattern holds by category too: Raw Materials and MRO carry the highest defect rates (6.28% and 4.94%), while Office Supplies has both the best on-time rate (59.62%) and lowest average lead time (9.79 days) </w:t>
+        <w:t xml:space="preserve">The pattern holds by category too: Raw Materials and MRO carry the highest defect rates (6.28% and 4.94%), while Office Supplies has both the best on-time rate (59.62%) and lowest average </w:t>
+      </w:r>
+      <w:r>
+        <w:rPr>
+          <w:rFonts w:ascii="Calibri" w:eastAsia="Calibri" w:hAnsi="Calibri" w:cs="Calibri"/>
+          <w:sz w:val="24"/>
+          <w:szCs w:val="24"/>
+        </w:rPr>
+        <w:lastRenderedPageBreak/>
+        <w:t xml:space="preserve">lead time (9.79 days) </w:t>
       </w:r>
       <w:r>
         <w:rPr>
@@ -3263,7 +3849,25 @@
           <w:sz w:val="24"/>
           <w:szCs w:val="24"/>
         </w:rPr>
-        <w:t>Put Delta_Logistics on a formal corrective-action plan tied to defect rate and compliance, with a defined review point; the $783K defect cost impact alone justifies dedicating supplier-quality resources here first.</w:t>
+        <w:t xml:space="preserve">Put </w:t>
+      </w:r>
+      <w:proofErr w:type="spellStart"/>
+      <w:r>
+        <w:rPr>
+          <w:rFonts w:ascii="Calibri" w:eastAsia="Calibri" w:hAnsi="Calibri" w:cs="Calibri"/>
+          <w:sz w:val="24"/>
+          <w:szCs w:val="24"/>
+        </w:rPr>
+        <w:t>Delta_Logistics</w:t>
+      </w:r>
+      <w:proofErr w:type="spellEnd"/>
+      <w:r>
+        <w:rPr>
+          <w:rFonts w:ascii="Calibri" w:eastAsia="Calibri" w:hAnsi="Calibri" w:cs="Calibri"/>
+          <w:sz w:val="24"/>
+          <w:szCs w:val="24"/>
+        </w:rPr>
+        <w:t xml:space="preserve"> on a formal corrective-action plan tied to defect rate and compliance, with a defined review point; the $783K defect cost impact alone justifies dedicating supplier-quality resources here first.</w:t>
       </w:r>
     </w:p>
     <w:p>
@@ -3281,7 +3885,25 @@
           <w:sz w:val="24"/>
           <w:szCs w:val="24"/>
         </w:rPr>
-        <w:t xml:space="preserve">Address Beta_Supplies' on-time performance specifically </w:t>
+        <w:t xml:space="preserve">Address </w:t>
+      </w:r>
+      <w:proofErr w:type="spellStart"/>
+      <w:r>
+        <w:rPr>
+          <w:rFonts w:ascii="Calibri" w:eastAsia="Calibri" w:hAnsi="Calibri" w:cs="Calibri"/>
+          <w:sz w:val="24"/>
+          <w:szCs w:val="24"/>
+        </w:rPr>
+        <w:t>Beta_Supplies</w:t>
+      </w:r>
+      <w:proofErr w:type="spellEnd"/>
+      <w:r>
+        <w:rPr>
+          <w:rFonts w:ascii="Calibri" w:eastAsia="Calibri" w:hAnsi="Calibri" w:cs="Calibri"/>
+          <w:sz w:val="24"/>
+          <w:szCs w:val="24"/>
+        </w:rPr>
+        <w:t xml:space="preserve">' on-time performance specifically </w:t>
       </w:r>
       <w:r>
         <w:rPr>
@@ -3315,8 +3937,43 @@
           <w:sz w:val="24"/>
           <w:szCs w:val="24"/>
         </w:rPr>
-        <w:lastRenderedPageBreak/>
-        <w:t xml:space="preserve">Use Epsilon_Group and Gamma_Co as reference points in supplier conversations: Epsilon on quality/compliance, Gamma on speed </w:t>
+        <w:t xml:space="preserve">Use </w:t>
+      </w:r>
+      <w:proofErr w:type="spellStart"/>
+      <w:r>
+        <w:rPr>
+          <w:rFonts w:ascii="Calibri" w:eastAsia="Calibri" w:hAnsi="Calibri" w:cs="Calibri"/>
+          <w:sz w:val="24"/>
+          <w:szCs w:val="24"/>
+        </w:rPr>
+        <w:t>Epsilon_Group</w:t>
+      </w:r>
+      <w:proofErr w:type="spellEnd"/>
+      <w:r>
+        <w:rPr>
+          <w:rFonts w:ascii="Calibri" w:eastAsia="Calibri" w:hAnsi="Calibri" w:cs="Calibri"/>
+          <w:sz w:val="24"/>
+          <w:szCs w:val="24"/>
+        </w:rPr>
+        <w:t xml:space="preserve"> and </w:t>
+      </w:r>
+      <w:proofErr w:type="spellStart"/>
+      <w:r>
+        <w:rPr>
+          <w:rFonts w:ascii="Calibri" w:eastAsia="Calibri" w:hAnsi="Calibri" w:cs="Calibri"/>
+          <w:sz w:val="24"/>
+          <w:szCs w:val="24"/>
+        </w:rPr>
+        <w:t>Gamma_Co</w:t>
+      </w:r>
+      <w:proofErr w:type="spellEnd"/>
+      <w:r>
+        <w:rPr>
+          <w:rFonts w:ascii="Calibri" w:eastAsia="Calibri" w:hAnsi="Calibri" w:cs="Calibri"/>
+          <w:sz w:val="24"/>
+          <w:szCs w:val="24"/>
+        </w:rPr>
+        <w:t xml:space="preserve"> as reference points in supplier conversations: Epsilon on quality/compliance, Gamma on speed </w:t>
       </w:r>
       <w:r>
         <w:rPr>
@@ -4166,7 +4823,6 @@
   <w:style w:type="character" w:default="1" w:styleId="DefaultParagraphFont">
     <w:name w:val="Default Paragraph Font"/>
     <w:uiPriority w:val="1"/>
-    <w:semiHidden/>
     <w:unhideWhenUsed/>
   </w:style>
   <w:style w:type="table" w:default="1" w:styleId="TableNormal">

--- a/Supplier_Quality_Performance_Dashboard_Writeup.docx
+++ b/Supplier_Quality_Performance_Dashboard_Writeup.docx
@@ -1,6 +1,6 @@
 
 <file path=word/document.xml><?xml version="1.0" encoding="utf-8"?>
-<w:document xmlns:wpc="http://schemas.microsoft.com/office/word/2010/wordprocessingCanvas" xmlns:cx="http://schemas.microsoft.com/office/drawing/2014/chartex" xmlns:cx1="http://schemas.microsoft.com/office/drawing/2015/9/8/chartex" xmlns:cx2="http://schemas.microsoft.com/office/drawing/2015/10/21/chartex" xmlns:cx3="http://schemas.microsoft.com/office/drawing/2016/5/9/chartex" xmlns:cx4="http://schemas.microsoft.com/office/drawing/2016/5/10/chartex" xmlns:cx5="http://schemas.microsoft.com/office/drawing/2016/5/11/chartex" xmlns:cx6="http://schemas.microsoft.com/office/drawing/2016/5/12/chartex" xmlns:cx7="http://schemas.microsoft.com/office/drawing/2016/5/13/chartex" xmlns:cx8="http://schemas.microsoft.com/office/drawing/2016/5/14/chartex" xmlns:mc="http://schemas.openxmlformats.org/markup-compatibility/2006" xmlns:aink="http://schemas.microsoft.com/office/drawing/2016/ink" xmlns:am3d="http://schemas.microsoft.com/office/drawing/2017/model3d" xmlns:o="urn:schemas-microsoft-com:office:office" xmlns:oel="http://schemas.microsoft.com/office/2019/extlst" xmlns:r="http://schemas.openxmlformats.org/officeDocument/2006/relationships" xmlns:m="http://schemas.openxmlformats.org/officeDocument/2006/math" xmlns:v="urn:schemas-microsoft-com:vml" xmlns:wp14="http://schemas.microsoft.com/office/word/2010/wordprocessingDrawing" xmlns:wp="http://schemas.openxmlformats.org/drawingml/2006/wordprocessingDrawing" xmlns:w10="urn:schemas-microsoft-com:office:word" xmlns:w="http://schemas.openxmlformats.org/wordprocessingml/2006/main" xmlns:w14="http://schemas.microsoft.com/office/word/2010/wordml" xmlns:w15="http://schemas.microsoft.com/office/word/2012/wordml" xmlns:w16cei="http://schemas.microsoft.com/office/word/2026/wordml/cei" xmlns:w16cex="http://schemas.microsoft.com/office/word/2018/wordml/cex" xmlns:w16cid="http://schemas.microsoft.com/office/word/2016/wordml/cid" xmlns:w16="http://schemas.microsoft.com/office/word/2018/wordml" xmlns:w16du="http://schemas.microsoft.com/office/word/2023/wordml/word16du" xmlns:w16sdtdh="http://schemas.microsoft.com/office/word/2020/wordml/sdtdatahash" xmlns:w16sdtfl="http://schemas.microsoft.com/office/word/2024/wordml/sdtformatlock" xmlns:w16se="http://schemas.microsoft.com/office/word/2015/wordml/symex" xmlns:wpg="http://schemas.microsoft.com/office/word/2010/wordprocessingGroup" xmlns:wpi="http://schemas.microsoft.com/office/word/2010/wordprocessingInk" xmlns:wne="http://schemas.microsoft.com/office/word/2006/wordml" xmlns:wps="http://schemas.microsoft.com/office/word/2010/wordprocessingShape" mc:Ignorable="w14 w15 w16se w16cid w16 w16cex w16sdtdh w16sdtfl w16du wp14">
+<w:document xmlns:wpc="http://schemas.microsoft.com/office/word/2010/wordprocessingCanvas" xmlns:cx="http://schemas.microsoft.com/office/drawing/2014/chartex" xmlns:cx1="http://schemas.microsoft.com/office/drawing/2015/9/8/chartex" xmlns:cx2="http://schemas.microsoft.com/office/drawing/2015/10/21/chartex" xmlns:cx3="http://schemas.microsoft.com/office/drawing/2016/5/9/chartex" xmlns:cx4="http://schemas.microsoft.com/office/drawing/2016/5/10/chartex" xmlns:cx5="http://schemas.microsoft.com/office/drawing/2016/5/11/chartex" xmlns:cx6="http://schemas.microsoft.com/office/drawing/2016/5/12/chartex" xmlns:cx7="http://schemas.microsoft.com/office/drawing/2016/5/13/chartex" xmlns:cx8="http://schemas.microsoft.com/office/drawing/2016/5/14/chartex" xmlns:mc="http://schemas.openxmlformats.org/markup-compatibility/2006" xmlns:aink="http://schemas.microsoft.com/office/drawing/2016/ink" xmlns:am3d="http://schemas.microsoft.com/office/drawing/2017/model3d" xmlns:o="urn:schemas-microsoft-com:office:office" xmlns:oel="http://schemas.microsoft.com/office/2019/extlst" xmlns:r="http://schemas.openxmlformats.org/officeDocument/2006/relationships" xmlns:m="http://schemas.openxmlformats.org/officeDocument/2006/math" xmlns:v="urn:schemas-microsoft-com:vml" xmlns:wp14="http://schemas.microsoft.com/office/word/2010/wordprocessingDrawing" xmlns:wp="http://schemas.openxmlformats.org/drawingml/2006/wordprocessingDrawing" xmlns:w10="urn:schemas-microsoft-com:office:word" xmlns:w="http://schemas.openxmlformats.org/wordprocessingml/2006/main" xmlns:w14="http://schemas.microsoft.com/office/word/2010/wordml" xmlns:w15="http://schemas.microsoft.com/office/word/2012/wordml" xmlns:w16cex="http://schemas.microsoft.com/office/word/2018/wordml/cex" xmlns:w16cid="http://schemas.microsoft.com/office/word/2016/wordml/cid" xmlns:w16="http://schemas.microsoft.com/office/word/2018/wordml" xmlns:w16du="http://schemas.microsoft.com/office/word/2023/wordml/word16du" xmlns:w16sdtdh="http://schemas.microsoft.com/office/word/2020/wordml/sdtdatahash" xmlns:w16sdtfl="http://schemas.microsoft.com/office/word/2024/wordml/sdtformatlock" xmlns:w16se="http://schemas.microsoft.com/office/word/2015/wordml/symex" xmlns:wpg="http://schemas.microsoft.com/office/word/2010/wordprocessingGroup" xmlns:wpi="http://schemas.microsoft.com/office/word/2010/wordprocessingInk" xmlns:wne="http://schemas.microsoft.com/office/word/2006/wordml" xmlns:wps="http://schemas.microsoft.com/office/word/2010/wordprocessingShape" mc:Ignorable="w14 w15 w16se w16cid w16 w16cex w16sdtdh w16sdtfl w16du wp14">
   <w:body>
     <w:p>
       <w:pPr>
@@ -15,18 +15,7 @@
           <w:sz w:val="40"/>
           <w:szCs w:val="40"/>
         </w:rPr>
-        <w:t xml:space="preserve"> </w:t>
-      </w:r>
-      <w:r>
-        <w:rPr>
-          <w:rFonts w:ascii="Calibri" w:eastAsia="Calibri" w:hAnsi="Calibri" w:cs="Calibri"/>
-          <w:b/>
-          <w:bCs/>
-          <w:color w:val="1F3864"/>
-          <w:sz w:val="40"/>
-          <w:szCs w:val="40"/>
-        </w:rPr>
-        <w:t>Supplier Quality &amp; Performance Dashboard</w:t>
+        <w:t xml:space="preserve"> Supplier Quality &amp; Performance Dashboard</w:t>
       </w:r>
     </w:p>
     <w:p>
@@ -1527,7 +1516,7 @@
                 <w:rFonts w:ascii="Calibri" w:eastAsia="Calibri" w:hAnsi="Calibri" w:cs="Calibri"/>
                 <w:color w:val="000000"/>
               </w:rPr>
-              <w:t>Drivers of Compliance / Pricing</w:t>
+              <w:t>Drivers of late delivery</w:t>
             </w:r>
           </w:p>
         </w:tc>
@@ -1549,6 +1538,20 @@
               </w:rPr>
               <w:t>Key Influencers</w:t>
             </w:r>
+            <w:r>
+              <w:rPr>
+                <w:rFonts w:ascii="Calibri" w:eastAsia="Calibri" w:hAnsi="Calibri" w:cs="Calibri"/>
+                <w:color w:val="000000"/>
+              </w:rPr>
+              <w:t xml:space="preserve"> </w:t>
+            </w:r>
+            <w:r>
+              <w:rPr>
+                <w:rFonts w:ascii="Calibri" w:eastAsia="Calibri" w:hAnsi="Calibri" w:cs="Calibri"/>
+                <w:color w:val="000000"/>
+              </w:rPr>
+              <w:t>and Top Segments</w:t>
+            </w:r>
           </w:p>
         </w:tc>
         <w:tc>
@@ -1567,7 +1570,7 @@
                 <w:rFonts w:ascii="Calibri" w:eastAsia="Calibri" w:hAnsi="Calibri" w:cs="Calibri"/>
                 <w:color w:val="000000"/>
               </w:rPr>
-              <w:t>Surfaces which category/supplier combinations matter most</w:t>
+              <w:t>Shows which supplier and category combinations make orders late</w:t>
             </w:r>
           </w:p>
         </w:tc>
@@ -1783,7 +1786,23 @@
           <w:sz w:val="24"/>
           <w:szCs w:val="24"/>
         </w:rPr>
-        <w:t xml:space="preserve"> lowest on-time rate at 46%.</w:t>
+        <w:t xml:space="preserve"> lowest on-time rate at 46%</w:t>
+      </w:r>
+      <w:r>
+        <w:rPr>
+          <w:rFonts w:ascii="Calibri" w:eastAsia="Calibri" w:hAnsi="Calibri" w:cs="Calibri"/>
+          <w:sz w:val="24"/>
+          <w:szCs w:val="24"/>
+        </w:rPr>
+        <w:t xml:space="preserve"> </w:t>
+      </w:r>
+      <w:r>
+        <w:rPr>
+          <w:rFonts w:ascii="Calibri" w:eastAsia="Calibri" w:hAnsi="Calibri" w:cs="Calibri"/>
+          <w:sz w:val="24"/>
+          <w:szCs w:val="24"/>
+        </w:rPr>
+        <w:t>concentrated outside Office Supplies.</w:t>
       </w:r>
     </w:p>
     <w:p>
@@ -2190,7 +2209,31 @@
           <w:sz w:val="24"/>
           <w:szCs w:val="24"/>
         </w:rPr>
-        <w:t>). Second, the data was normalized in Excel. Third, the model and report were built in Power BI, with every KPI reimplemented as a DAX measure in a dedicated _Measures table rather than a calculated column, so every visual reads from a single, consistent definition. Key measures:</w:t>
+        <w:t>). Second, the data was normalized in Excel.</w:t>
+      </w:r>
+      <w:r>
+        <w:rPr>
+          <w:rFonts w:ascii="Calibri" w:eastAsia="Calibri" w:hAnsi="Calibri" w:cs="Calibri"/>
+          <w:sz w:val="24"/>
+          <w:szCs w:val="24"/>
+        </w:rPr>
+        <w:t xml:space="preserve"> </w:t>
+      </w:r>
+      <w:r>
+        <w:rPr>
+          <w:rFonts w:ascii="Calibri" w:eastAsia="Calibri" w:hAnsi="Calibri" w:cs="Calibri"/>
+          <w:sz w:val="24"/>
+          <w:szCs w:val="24"/>
+        </w:rPr>
+        <w:t>Weights were set at 30% on-time, 40% defect rate, 20% compliance and 10% lead time. Lead time got a low weight because on-time is defined by lead time, so a higher weight would count the same signal twice.</w:t>
+      </w:r>
+      <w:r>
+        <w:rPr>
+          <w:rFonts w:ascii="Calibri" w:eastAsia="Calibri" w:hAnsi="Calibri" w:cs="Calibri"/>
+          <w:sz w:val="24"/>
+          <w:szCs w:val="24"/>
+        </w:rPr>
+        <w:t xml:space="preserve"> Third, the model and report were built in Power BI, with every KPI reimplemented as a DAX measure in a dedicated _Measures table rather than a calculated column, so every visual reads from a single, consistent definition. Key measures:</w:t>
       </w:r>
     </w:p>
     <w:p>
@@ -2330,6 +2373,7 @@
           <w:sz w:val="24"/>
           <w:szCs w:val="24"/>
         </w:rPr>
+        <w:lastRenderedPageBreak/>
         <w:t xml:space="preserve">Average Lead Time (Days) </w:t>
       </w:r>
       <w:r>
@@ -2454,7 +2498,6 @@
           <w:sz w:val="24"/>
           <w:szCs w:val="24"/>
         </w:rPr>
-        <w:lastRenderedPageBreak/>
         <w:t xml:space="preserve">Composite Score </w:t>
       </w:r>
       <w:r>
@@ -2476,6 +2519,136 @@
           <w:szCs w:val="24"/>
         </w:rPr>
         <w:t xml:space="preserve"> weighted blend: On-Time 30% + Quality (100 − Defect Rate) 40% + Compliance 20% + Lead-time efficiency 10%</w:t>
+      </w:r>
+      <w:r>
+        <w:rPr>
+          <w:rFonts w:ascii="Calibri" w:eastAsia="Calibri" w:hAnsi="Calibri" w:cs="Calibri"/>
+          <w:i/>
+          <w:iCs/>
+          <w:sz w:val="24"/>
+          <w:szCs w:val="24"/>
+        </w:rPr>
+        <w:t xml:space="preserve">. </w:t>
+      </w:r>
+      <w:r>
+        <w:rPr>
+          <w:rFonts w:ascii="Calibri" w:eastAsia="Calibri" w:hAnsi="Calibri" w:cs="Calibri"/>
+          <w:i/>
+          <w:iCs/>
+          <w:sz w:val="24"/>
+          <w:szCs w:val="24"/>
+        </w:rPr>
+        <w:t xml:space="preserve">In Excel each metric was first scaled 0-100 (best supplier = 100) before weighting, giving </w:t>
+      </w:r>
+      <w:proofErr w:type="spellStart"/>
+      <w:r>
+        <w:rPr>
+          <w:rFonts w:ascii="Calibri" w:eastAsia="Calibri" w:hAnsi="Calibri" w:cs="Calibri"/>
+          <w:i/>
+          <w:iCs/>
+          <w:sz w:val="24"/>
+          <w:szCs w:val="24"/>
+        </w:rPr>
+        <w:t>Gamma_Co</w:t>
+      </w:r>
+      <w:proofErr w:type="spellEnd"/>
+      <w:r>
+        <w:rPr>
+          <w:rFonts w:ascii="Calibri" w:eastAsia="Calibri" w:hAnsi="Calibri" w:cs="Calibri"/>
+          <w:i/>
+          <w:iCs/>
+          <w:sz w:val="24"/>
+          <w:szCs w:val="24"/>
+        </w:rPr>
+        <w:t xml:space="preserve"> 81.1, </w:t>
+      </w:r>
+      <w:proofErr w:type="spellStart"/>
+      <w:r>
+        <w:rPr>
+          <w:rFonts w:ascii="Calibri" w:eastAsia="Calibri" w:hAnsi="Calibri" w:cs="Calibri"/>
+          <w:i/>
+          <w:iCs/>
+          <w:sz w:val="24"/>
+          <w:szCs w:val="24"/>
+        </w:rPr>
+        <w:t>Epsilon_Group</w:t>
+      </w:r>
+      <w:proofErr w:type="spellEnd"/>
+      <w:r>
+        <w:rPr>
+          <w:rFonts w:ascii="Calibri" w:eastAsia="Calibri" w:hAnsi="Calibri" w:cs="Calibri"/>
+          <w:i/>
+          <w:iCs/>
+          <w:sz w:val="24"/>
+          <w:szCs w:val="24"/>
+        </w:rPr>
+        <w:t xml:space="preserve"> 76.1, </w:t>
+      </w:r>
+      <w:proofErr w:type="spellStart"/>
+      <w:r>
+        <w:rPr>
+          <w:rFonts w:ascii="Calibri" w:eastAsia="Calibri" w:hAnsi="Calibri" w:cs="Calibri"/>
+          <w:i/>
+          <w:iCs/>
+          <w:sz w:val="24"/>
+          <w:szCs w:val="24"/>
+        </w:rPr>
+        <w:t>Alpha_Inc</w:t>
+      </w:r>
+      <w:proofErr w:type="spellEnd"/>
+      <w:r>
+        <w:rPr>
+          <w:rFonts w:ascii="Calibri" w:eastAsia="Calibri" w:hAnsi="Calibri" w:cs="Calibri"/>
+          <w:i/>
+          <w:iCs/>
+          <w:sz w:val="24"/>
+          <w:szCs w:val="24"/>
+        </w:rPr>
+        <w:t xml:space="preserve"> 74.0, </w:t>
+      </w:r>
+      <w:proofErr w:type="spellStart"/>
+      <w:r>
+        <w:rPr>
+          <w:rFonts w:ascii="Calibri" w:eastAsia="Calibri" w:hAnsi="Calibri" w:cs="Calibri"/>
+          <w:i/>
+          <w:iCs/>
+          <w:sz w:val="24"/>
+          <w:szCs w:val="24"/>
+        </w:rPr>
+        <w:t>Delta_Logistics</w:t>
+      </w:r>
+      <w:proofErr w:type="spellEnd"/>
+      <w:r>
+        <w:rPr>
+          <w:rFonts w:ascii="Calibri" w:eastAsia="Calibri" w:hAnsi="Calibri" w:cs="Calibri"/>
+          <w:i/>
+          <w:iCs/>
+          <w:sz w:val="24"/>
+          <w:szCs w:val="24"/>
+        </w:rPr>
+        <w:t xml:space="preserve"> 31.0 and </w:t>
+      </w:r>
+      <w:proofErr w:type="spellStart"/>
+      <w:r>
+        <w:rPr>
+          <w:rFonts w:ascii="Calibri" w:eastAsia="Calibri" w:hAnsi="Calibri" w:cs="Calibri"/>
+          <w:i/>
+          <w:iCs/>
+          <w:sz w:val="24"/>
+          <w:szCs w:val="24"/>
+        </w:rPr>
+        <w:t>Beta_Supplies</w:t>
+      </w:r>
+      <w:proofErr w:type="spellEnd"/>
+      <w:r>
+        <w:rPr>
+          <w:rFonts w:ascii="Calibri" w:eastAsia="Calibri" w:hAnsi="Calibri" w:cs="Calibri"/>
+          <w:i/>
+          <w:iCs/>
+          <w:sz w:val="24"/>
+          <w:szCs w:val="24"/>
+        </w:rPr>
+        <w:t xml:space="preserve"> 20.7. The Power BI measure uses raw rates, so its scores sit closer together.</w:t>
       </w:r>
     </w:p>
     <w:p>
@@ -2539,7 +2712,23 @@
           <w:sz w:val="24"/>
           <w:szCs w:val="24"/>
         </w:rPr>
-        <w:t>on-time trend, supplier comparison, and a scorecard table), a Supplier Detail page (single-supplier drill-down with a composite-score gauge), and a Segment Analysis page (key-drivers analysis on what pushes compliance and pricing up or down).</w:t>
+        <w:t xml:space="preserve">on-time trend, supplier comparison, and a scorecard table), a Supplier Detail page (single-supplier drill-down with a composite-score gauge), and a Segment Analysis page </w:t>
+      </w:r>
+      <w:r>
+        <w:rPr>
+          <w:rFonts w:ascii="Calibri" w:eastAsia="Calibri" w:hAnsi="Calibri" w:cs="Calibri"/>
+          <w:sz w:val="24"/>
+          <w:szCs w:val="24"/>
+        </w:rPr>
+        <w:t>(a key-drivers analysis of what makes orders late, explained by supplier, item category, quantity, unit price, negotiated price and compliance)</w:t>
+      </w:r>
+      <w:r>
+        <w:rPr>
+          <w:rFonts w:ascii="Calibri" w:eastAsia="Calibri" w:hAnsi="Calibri" w:cs="Calibri"/>
+          <w:sz w:val="24"/>
+          <w:szCs w:val="24"/>
+        </w:rPr>
+        <w:t>.</w:t>
       </w:r>
     </w:p>
     <w:p>
@@ -2577,7 +2766,7 @@
     </w:p>
     <w:tbl>
       <w:tblPr>
-        <w:tblW w:w="11000" w:type="dxa"/>
+        <w:tblW w:w="10343" w:type="dxa"/>
         <w:tblBorders>
           <w:top w:val="single" w:sz="4" w:space="0" w:color="auto"/>
           <w:left w:val="single" w:sz="4" w:space="0" w:color="auto"/>
@@ -2593,13 +2782,13 @@
         <w:tblLook w:val="04A0" w:firstRow="1" w:lastRow="0" w:firstColumn="1" w:lastColumn="0" w:noHBand="0" w:noVBand="1"/>
       </w:tblPr>
       <w:tblGrid>
-        <w:gridCol w:w="2200"/>
-        <w:gridCol w:w="1400"/>
-        <w:gridCol w:w="1400"/>
-        <w:gridCol w:w="1300"/>
-        <w:gridCol w:w="1500"/>
-        <w:gridCol w:w="1900"/>
-        <w:gridCol w:w="1300"/>
+        <w:gridCol w:w="1555"/>
+        <w:gridCol w:w="1559"/>
+        <w:gridCol w:w="1417"/>
+        <w:gridCol w:w="1276"/>
+        <w:gridCol w:w="1559"/>
+        <w:gridCol w:w="1701"/>
+        <w:gridCol w:w="1276"/>
       </w:tblGrid>
       <w:tr>
         <w:trPr>
@@ -2607,7 +2796,7 @@
         </w:trPr>
         <w:tc>
           <w:tcPr>
-            <w:tcW w:w="2200" w:type="dxa"/>
+            <w:tcW w:w="1555" w:type="dxa"/>
             <w:shd w:val="clear" w:color="auto" w:fill="1F3864"/>
             <w:tcMar>
               <w:top w:w="80" w:type="dxa"/>
@@ -2630,7 +2819,7 @@
         </w:tc>
         <w:tc>
           <w:tcPr>
-            <w:tcW w:w="1400" w:type="dxa"/>
+            <w:tcW w:w="1559" w:type="dxa"/>
             <w:shd w:val="clear" w:color="auto" w:fill="1F3864"/>
             <w:tcMar>
               <w:top w:w="80" w:type="dxa"/>
@@ -2653,7 +2842,7 @@
         </w:tc>
         <w:tc>
           <w:tcPr>
-            <w:tcW w:w="1400" w:type="dxa"/>
+            <w:tcW w:w="1417" w:type="dxa"/>
             <w:shd w:val="clear" w:color="auto" w:fill="1F3864"/>
             <w:tcMar>
               <w:top w:w="80" w:type="dxa"/>
@@ -2676,7 +2865,7 @@
         </w:tc>
         <w:tc>
           <w:tcPr>
-            <w:tcW w:w="1300" w:type="dxa"/>
+            <w:tcW w:w="1276" w:type="dxa"/>
             <w:shd w:val="clear" w:color="auto" w:fill="1F3864"/>
             <w:tcMar>
               <w:top w:w="80" w:type="dxa"/>
@@ -2699,7 +2888,7 @@
         </w:tc>
         <w:tc>
           <w:tcPr>
-            <w:tcW w:w="1500" w:type="dxa"/>
+            <w:tcW w:w="1559" w:type="dxa"/>
             <w:shd w:val="clear" w:color="auto" w:fill="1F3864"/>
             <w:tcMar>
               <w:top w:w="80" w:type="dxa"/>
@@ -2733,7 +2922,7 @@
         </w:tc>
         <w:tc>
           <w:tcPr>
-            <w:tcW w:w="1900" w:type="dxa"/>
+            <w:tcW w:w="1701" w:type="dxa"/>
             <w:shd w:val="clear" w:color="auto" w:fill="1F3864"/>
             <w:tcMar>
               <w:top w:w="80" w:type="dxa"/>
@@ -2756,7 +2945,7 @@
         </w:tc>
         <w:tc>
           <w:tcPr>
-            <w:tcW w:w="1300" w:type="dxa"/>
+            <w:tcW w:w="1276" w:type="dxa"/>
             <w:shd w:val="clear" w:color="auto" w:fill="1F3864"/>
             <w:tcMar>
               <w:top w:w="80" w:type="dxa"/>
@@ -2781,7 +2970,7 @@
       <w:tr>
         <w:tc>
           <w:tcPr>
-            <w:tcW w:w="2200" w:type="dxa"/>
+            <w:tcW w:w="1555" w:type="dxa"/>
             <w:tcMar>
               <w:top w:w="80" w:type="dxa"/>
               <w:left w:w="100" w:type="dxa"/>
@@ -2803,7 +2992,7 @@
         </w:tc>
         <w:tc>
           <w:tcPr>
-            <w:tcW w:w="1400" w:type="dxa"/>
+            <w:tcW w:w="1559" w:type="dxa"/>
             <w:tcMar>
               <w:top w:w="80" w:type="dxa"/>
               <w:left w:w="100" w:type="dxa"/>
@@ -2823,7 +3012,7 @@
         </w:tc>
         <w:tc>
           <w:tcPr>
-            <w:tcW w:w="1400" w:type="dxa"/>
+            <w:tcW w:w="1417" w:type="dxa"/>
             <w:tcMar>
               <w:top w:w="80" w:type="dxa"/>
               <w:left w:w="100" w:type="dxa"/>
@@ -2843,7 +3032,7 @@
         </w:tc>
         <w:tc>
           <w:tcPr>
-            <w:tcW w:w="1300" w:type="dxa"/>
+            <w:tcW w:w="1276" w:type="dxa"/>
             <w:tcMar>
               <w:top w:w="80" w:type="dxa"/>
               <w:left w:w="100" w:type="dxa"/>
@@ -2863,7 +3052,7 @@
         </w:tc>
         <w:tc>
           <w:tcPr>
-            <w:tcW w:w="1500" w:type="dxa"/>
+            <w:tcW w:w="1559" w:type="dxa"/>
             <w:tcMar>
               <w:top w:w="80" w:type="dxa"/>
               <w:left w:w="100" w:type="dxa"/>
@@ -2883,7 +3072,7 @@
         </w:tc>
         <w:tc>
           <w:tcPr>
-            <w:tcW w:w="1900" w:type="dxa"/>
+            <w:tcW w:w="1701" w:type="dxa"/>
             <w:tcMar>
               <w:top w:w="80" w:type="dxa"/>
               <w:left w:w="100" w:type="dxa"/>
@@ -2903,7 +3092,7 @@
         </w:tc>
         <w:tc>
           <w:tcPr>
-            <w:tcW w:w="1300" w:type="dxa"/>
+            <w:tcW w:w="1276" w:type="dxa"/>
             <w:tcMar>
               <w:top w:w="80" w:type="dxa"/>
               <w:left w:w="100" w:type="dxa"/>
@@ -2925,7 +3114,7 @@
       <w:tr>
         <w:tc>
           <w:tcPr>
-            <w:tcW w:w="2200" w:type="dxa"/>
+            <w:tcW w:w="1555" w:type="dxa"/>
             <w:shd w:val="clear" w:color="auto" w:fill="F2F2F2"/>
             <w:tcMar>
               <w:top w:w="80" w:type="dxa"/>
@@ -2948,7 +3137,7 @@
         </w:tc>
         <w:tc>
           <w:tcPr>
-            <w:tcW w:w="1400" w:type="dxa"/>
+            <w:tcW w:w="1559" w:type="dxa"/>
             <w:shd w:val="clear" w:color="auto" w:fill="F2F2F2"/>
             <w:tcMar>
               <w:top w:w="80" w:type="dxa"/>
@@ -2969,7 +3158,7 @@
         </w:tc>
         <w:tc>
           <w:tcPr>
-            <w:tcW w:w="1400" w:type="dxa"/>
+            <w:tcW w:w="1417" w:type="dxa"/>
             <w:shd w:val="clear" w:color="auto" w:fill="F2F2F2"/>
             <w:tcMar>
               <w:top w:w="80" w:type="dxa"/>
@@ -2990,7 +3179,7 @@
         </w:tc>
         <w:tc>
           <w:tcPr>
-            <w:tcW w:w="1300" w:type="dxa"/>
+            <w:tcW w:w="1276" w:type="dxa"/>
             <w:shd w:val="clear" w:color="auto" w:fill="F2F2F2"/>
             <w:tcMar>
               <w:top w:w="80" w:type="dxa"/>
@@ -3011,7 +3200,7 @@
         </w:tc>
         <w:tc>
           <w:tcPr>
-            <w:tcW w:w="1500" w:type="dxa"/>
+            <w:tcW w:w="1559" w:type="dxa"/>
             <w:shd w:val="clear" w:color="auto" w:fill="F2F2F2"/>
             <w:tcMar>
               <w:top w:w="80" w:type="dxa"/>
@@ -3032,7 +3221,7 @@
         </w:tc>
         <w:tc>
           <w:tcPr>
-            <w:tcW w:w="1900" w:type="dxa"/>
+            <w:tcW w:w="1701" w:type="dxa"/>
             <w:shd w:val="clear" w:color="auto" w:fill="F2F2F2"/>
             <w:tcMar>
               <w:top w:w="80" w:type="dxa"/>
@@ -3053,7 +3242,7 @@
         </w:tc>
         <w:tc>
           <w:tcPr>
-            <w:tcW w:w="1300" w:type="dxa"/>
+            <w:tcW w:w="1276" w:type="dxa"/>
             <w:shd w:val="clear" w:color="auto" w:fill="F2F2F2"/>
             <w:tcMar>
               <w:top w:w="80" w:type="dxa"/>
@@ -3076,7 +3265,7 @@
       <w:tr>
         <w:tc>
           <w:tcPr>
-            <w:tcW w:w="2200" w:type="dxa"/>
+            <w:tcW w:w="1555" w:type="dxa"/>
             <w:tcMar>
               <w:top w:w="80" w:type="dxa"/>
               <w:left w:w="100" w:type="dxa"/>
@@ -3098,7 +3287,7 @@
         </w:tc>
         <w:tc>
           <w:tcPr>
-            <w:tcW w:w="1400" w:type="dxa"/>
+            <w:tcW w:w="1559" w:type="dxa"/>
             <w:tcMar>
               <w:top w:w="80" w:type="dxa"/>
               <w:left w:w="100" w:type="dxa"/>
@@ -3118,7 +3307,7 @@
         </w:tc>
         <w:tc>
           <w:tcPr>
-            <w:tcW w:w="1400" w:type="dxa"/>
+            <w:tcW w:w="1417" w:type="dxa"/>
             <w:tcMar>
               <w:top w:w="80" w:type="dxa"/>
               <w:left w:w="100" w:type="dxa"/>
@@ -3138,7 +3327,7 @@
         </w:tc>
         <w:tc>
           <w:tcPr>
-            <w:tcW w:w="1300" w:type="dxa"/>
+            <w:tcW w:w="1276" w:type="dxa"/>
             <w:tcMar>
               <w:top w:w="80" w:type="dxa"/>
               <w:left w:w="100" w:type="dxa"/>
@@ -3158,7 +3347,7 @@
         </w:tc>
         <w:tc>
           <w:tcPr>
-            <w:tcW w:w="1500" w:type="dxa"/>
+            <w:tcW w:w="1559" w:type="dxa"/>
             <w:tcMar>
               <w:top w:w="80" w:type="dxa"/>
               <w:left w:w="100" w:type="dxa"/>
@@ -3178,7 +3367,7 @@
         </w:tc>
         <w:tc>
           <w:tcPr>
-            <w:tcW w:w="1900" w:type="dxa"/>
+            <w:tcW w:w="1701" w:type="dxa"/>
             <w:tcMar>
               <w:top w:w="80" w:type="dxa"/>
               <w:left w:w="100" w:type="dxa"/>
@@ -3198,7 +3387,7 @@
         </w:tc>
         <w:tc>
           <w:tcPr>
-            <w:tcW w:w="1300" w:type="dxa"/>
+            <w:tcW w:w="1276" w:type="dxa"/>
             <w:tcMar>
               <w:top w:w="80" w:type="dxa"/>
               <w:left w:w="100" w:type="dxa"/>
@@ -3220,7 +3409,7 @@
       <w:tr>
         <w:tc>
           <w:tcPr>
-            <w:tcW w:w="2200" w:type="dxa"/>
+            <w:tcW w:w="1555" w:type="dxa"/>
             <w:shd w:val="clear" w:color="auto" w:fill="F2F2F2"/>
             <w:tcMar>
               <w:top w:w="80" w:type="dxa"/>
@@ -3243,7 +3432,7 @@
         </w:tc>
         <w:tc>
           <w:tcPr>
-            <w:tcW w:w="1400" w:type="dxa"/>
+            <w:tcW w:w="1559" w:type="dxa"/>
             <w:shd w:val="clear" w:color="auto" w:fill="F2F2F2"/>
             <w:tcMar>
               <w:top w:w="80" w:type="dxa"/>
@@ -3264,7 +3453,7 @@
         </w:tc>
         <w:tc>
           <w:tcPr>
-            <w:tcW w:w="1400" w:type="dxa"/>
+            <w:tcW w:w="1417" w:type="dxa"/>
             <w:shd w:val="clear" w:color="auto" w:fill="F2F2F2"/>
             <w:tcMar>
               <w:top w:w="80" w:type="dxa"/>
@@ -3285,7 +3474,7 @@
         </w:tc>
         <w:tc>
           <w:tcPr>
-            <w:tcW w:w="1300" w:type="dxa"/>
+            <w:tcW w:w="1276" w:type="dxa"/>
             <w:shd w:val="clear" w:color="auto" w:fill="F2F2F2"/>
             <w:tcMar>
               <w:top w:w="80" w:type="dxa"/>
@@ -3306,7 +3495,7 @@
         </w:tc>
         <w:tc>
           <w:tcPr>
-            <w:tcW w:w="1500" w:type="dxa"/>
+            <w:tcW w:w="1559" w:type="dxa"/>
             <w:shd w:val="clear" w:color="auto" w:fill="F2F2F2"/>
             <w:tcMar>
               <w:top w:w="80" w:type="dxa"/>
@@ -3327,7 +3516,7 @@
         </w:tc>
         <w:tc>
           <w:tcPr>
-            <w:tcW w:w="1900" w:type="dxa"/>
+            <w:tcW w:w="1701" w:type="dxa"/>
             <w:shd w:val="clear" w:color="auto" w:fill="F2F2F2"/>
             <w:tcMar>
               <w:top w:w="80" w:type="dxa"/>
@@ -3348,7 +3537,7 @@
         </w:tc>
         <w:tc>
           <w:tcPr>
-            <w:tcW w:w="1300" w:type="dxa"/>
+            <w:tcW w:w="1276" w:type="dxa"/>
             <w:shd w:val="clear" w:color="auto" w:fill="F2F2F2"/>
             <w:tcMar>
               <w:top w:w="80" w:type="dxa"/>
@@ -3371,7 +3560,7 @@
       <w:tr>
         <w:tc>
           <w:tcPr>
-            <w:tcW w:w="2200" w:type="dxa"/>
+            <w:tcW w:w="1555" w:type="dxa"/>
             <w:tcMar>
               <w:top w:w="80" w:type="dxa"/>
               <w:left w:w="100" w:type="dxa"/>
@@ -3393,7 +3582,7 @@
         </w:tc>
         <w:tc>
           <w:tcPr>
-            <w:tcW w:w="1400" w:type="dxa"/>
+            <w:tcW w:w="1559" w:type="dxa"/>
             <w:tcMar>
               <w:top w:w="80" w:type="dxa"/>
               <w:left w:w="100" w:type="dxa"/>
@@ -3413,7 +3602,7 @@
         </w:tc>
         <w:tc>
           <w:tcPr>
-            <w:tcW w:w="1400" w:type="dxa"/>
+            <w:tcW w:w="1417" w:type="dxa"/>
             <w:tcMar>
               <w:top w:w="80" w:type="dxa"/>
               <w:left w:w="100" w:type="dxa"/>
@@ -3433,7 +3622,7 @@
         </w:tc>
         <w:tc>
           <w:tcPr>
-            <w:tcW w:w="1300" w:type="dxa"/>
+            <w:tcW w:w="1276" w:type="dxa"/>
             <w:tcMar>
               <w:top w:w="80" w:type="dxa"/>
               <w:left w:w="100" w:type="dxa"/>
@@ -3453,7 +3642,7 @@
         </w:tc>
         <w:tc>
           <w:tcPr>
-            <w:tcW w:w="1500" w:type="dxa"/>
+            <w:tcW w:w="1559" w:type="dxa"/>
             <w:tcMar>
               <w:top w:w="80" w:type="dxa"/>
               <w:left w:w="100" w:type="dxa"/>
@@ -3473,7 +3662,7 @@
         </w:tc>
         <w:tc>
           <w:tcPr>
-            <w:tcW w:w="1900" w:type="dxa"/>
+            <w:tcW w:w="1701" w:type="dxa"/>
             <w:tcMar>
               <w:top w:w="80" w:type="dxa"/>
               <w:left w:w="100" w:type="dxa"/>
@@ -3493,7 +3682,7 @@
         </w:tc>
         <w:tc>
           <w:tcPr>
-            <w:tcW w:w="1300" w:type="dxa"/>
+            <w:tcW w:w="1276" w:type="dxa"/>
             <w:tcMar>
               <w:top w:w="80" w:type="dxa"/>
               <w:left w:w="100" w:type="dxa"/>
@@ -3613,7 +3802,20 @@
           <w:numId w:val="2"/>
         </w:numPr>
         <w:spacing w:after="80"/>
-      </w:pPr>
+        <w:rPr>
+          <w:rFonts w:ascii="Calibri" w:eastAsia="Calibri" w:hAnsi="Calibri" w:cs="Calibri"/>
+          <w:sz w:val="24"/>
+          <w:szCs w:val="24"/>
+        </w:rPr>
+      </w:pPr>
+      <w:r>
+        <w:rPr>
+          <w:rFonts w:ascii="Calibri" w:eastAsia="Calibri" w:hAnsi="Calibri" w:cs="Calibri"/>
+          <w:sz w:val="24"/>
+          <w:szCs w:val="24"/>
+        </w:rPr>
+        <w:t xml:space="preserve">Key Influencers found no reliable drivers of late delivery, because there are only 5 suppliers and about 492 usable orders. Top Segments found one pocket: 74 orders (15% of usable orders), all </w:t>
+      </w:r>
       <w:proofErr w:type="spellStart"/>
       <w:r>
         <w:rPr>
@@ -3621,7 +3823,7 @@
           <w:sz w:val="24"/>
           <w:szCs w:val="24"/>
         </w:rPr>
-        <w:t>Epsilon_Group</w:t>
+        <w:t>Beta_Supplies</w:t>
       </w:r>
       <w:proofErr w:type="spellEnd"/>
       <w:r>
@@ -3630,59 +3832,7 @@
           <w:sz w:val="24"/>
           <w:szCs w:val="24"/>
         </w:rPr>
-        <w:t xml:space="preserve"> and </w:t>
-      </w:r>
-      <w:proofErr w:type="spellStart"/>
-      <w:r>
-        <w:rPr>
-          <w:rFonts w:ascii="Calibri" w:eastAsia="Calibri" w:hAnsi="Calibri" w:cs="Calibri"/>
-          <w:sz w:val="24"/>
-          <w:szCs w:val="24"/>
-        </w:rPr>
-        <w:t>Alpha_Inc</w:t>
-      </w:r>
-      <w:proofErr w:type="spellEnd"/>
-      <w:r>
-        <w:rPr>
-          <w:rFonts w:ascii="Calibri" w:eastAsia="Calibri" w:hAnsi="Calibri" w:cs="Calibri"/>
-          <w:sz w:val="24"/>
-          <w:szCs w:val="24"/>
-        </w:rPr>
-        <w:t xml:space="preserve"> are the strongest performers on quality and compliance (defect rates under 2.6%, compliance above 93%), but neither leads on speed </w:t>
-      </w:r>
-      <w:r>
-        <w:rPr>
-          <w:rFonts w:ascii="Calibri" w:eastAsia="Calibri" w:hAnsi="Calibri" w:cs="Calibri"/>
-          <w:sz w:val="24"/>
-          <w:szCs w:val="24"/>
-        </w:rPr>
-        <w:t>-</w:t>
-      </w:r>
-      <w:r>
-        <w:rPr>
-          <w:rFonts w:ascii="Calibri" w:eastAsia="Calibri" w:hAnsi="Calibri" w:cs="Calibri"/>
-          <w:sz w:val="24"/>
-          <w:szCs w:val="24"/>
-        </w:rPr>
-        <w:t xml:space="preserve"> </w:t>
-      </w:r>
-      <w:proofErr w:type="spellStart"/>
-      <w:r>
-        <w:rPr>
-          <w:rFonts w:ascii="Calibri" w:eastAsia="Calibri" w:hAnsi="Calibri" w:cs="Calibri"/>
-          <w:sz w:val="24"/>
-          <w:szCs w:val="24"/>
-        </w:rPr>
-        <w:t>Gamma_Co</w:t>
-      </w:r>
-      <w:proofErr w:type="spellEnd"/>
-      <w:r>
-        <w:rPr>
-          <w:rFonts w:ascii="Calibri" w:eastAsia="Calibri" w:hAnsi="Calibri" w:cs="Calibri"/>
-          <w:sz w:val="24"/>
-          <w:szCs w:val="24"/>
-        </w:rPr>
-        <w:t xml:space="preserve"> has the best on-time rate (61.29%) and shortest average lead time (9.90 days).</w:t>
+        <w:t xml:space="preserve"> orders outside Office Supplies, with a 59.5% late rate versus 45.9% overall.</w:t>
       </w:r>
     </w:p>
     <w:p>
@@ -3694,13 +3844,42 @@
         </w:numPr>
         <w:spacing w:after="80"/>
       </w:pPr>
-      <w:r>
-        <w:rPr>
-          <w:rFonts w:ascii="Calibri" w:eastAsia="Calibri" w:hAnsi="Calibri" w:cs="Calibri"/>
-          <w:sz w:val="24"/>
-          <w:szCs w:val="24"/>
-        </w:rPr>
-        <w:t>Negotiated pricing does not explain the gap: average discount off list price is essentially flat across suppliers (7.8%</w:t>
+      <w:proofErr w:type="spellStart"/>
+      <w:r>
+        <w:rPr>
+          <w:rFonts w:ascii="Calibri" w:eastAsia="Calibri" w:hAnsi="Calibri" w:cs="Calibri"/>
+          <w:sz w:val="24"/>
+          <w:szCs w:val="24"/>
+        </w:rPr>
+        <w:lastRenderedPageBreak/>
+        <w:t>Epsilon_Group</w:t>
+      </w:r>
+      <w:proofErr w:type="spellEnd"/>
+      <w:r>
+        <w:rPr>
+          <w:rFonts w:ascii="Calibri" w:eastAsia="Calibri" w:hAnsi="Calibri" w:cs="Calibri"/>
+          <w:sz w:val="24"/>
+          <w:szCs w:val="24"/>
+        </w:rPr>
+        <w:t xml:space="preserve"> and </w:t>
+      </w:r>
+      <w:proofErr w:type="spellStart"/>
+      <w:r>
+        <w:rPr>
+          <w:rFonts w:ascii="Calibri" w:eastAsia="Calibri" w:hAnsi="Calibri" w:cs="Calibri"/>
+          <w:sz w:val="24"/>
+          <w:szCs w:val="24"/>
+        </w:rPr>
+        <w:t>Alpha_Inc</w:t>
+      </w:r>
+      <w:proofErr w:type="spellEnd"/>
+      <w:r>
+        <w:rPr>
+          <w:rFonts w:ascii="Calibri" w:eastAsia="Calibri" w:hAnsi="Calibri" w:cs="Calibri"/>
+          <w:sz w:val="24"/>
+          <w:szCs w:val="24"/>
+        </w:rPr>
+        <w:t xml:space="preserve"> are the strongest performers on quality and compliance (defect rates under 2.6%, compliance above 93%), but neither leads on speed </w:t>
       </w:r>
       <w:r>
         <w:rPr>
@@ -3716,7 +3895,7 @@
           <w:sz w:val="24"/>
           <w:szCs w:val="24"/>
         </w:rPr>
-        <w:t xml:space="preserve">8.2%), so </w:t>
+        <w:t xml:space="preserve"> </w:t>
       </w:r>
       <w:proofErr w:type="spellStart"/>
       <w:r>
@@ -3725,7 +3904,7 @@
           <w:sz w:val="24"/>
           <w:szCs w:val="24"/>
         </w:rPr>
-        <w:t>Delta_Logistics</w:t>
+        <w:t>Gamma_Co</w:t>
       </w:r>
       <w:proofErr w:type="spellEnd"/>
       <w:r>
@@ -3734,41 +3913,7 @@
           <w:sz w:val="24"/>
           <w:szCs w:val="24"/>
         </w:rPr>
-        <w:t xml:space="preserve"> and </w:t>
-      </w:r>
-      <w:proofErr w:type="spellStart"/>
-      <w:r>
-        <w:rPr>
-          <w:rFonts w:ascii="Calibri" w:eastAsia="Calibri" w:hAnsi="Calibri" w:cs="Calibri"/>
-          <w:sz w:val="24"/>
-          <w:szCs w:val="24"/>
-        </w:rPr>
-        <w:t>Beta_Supplies</w:t>
-      </w:r>
-      <w:proofErr w:type="spellEnd"/>
-      <w:r>
-        <w:rPr>
-          <w:rFonts w:ascii="Calibri" w:eastAsia="Calibri" w:hAnsi="Calibri" w:cs="Calibri"/>
-          <w:sz w:val="24"/>
-          <w:szCs w:val="24"/>
-        </w:rPr>
-        <w:t xml:space="preserve"> are not “cheap but risky” </w:t>
-      </w:r>
-      <w:r>
-        <w:rPr>
-          <w:rFonts w:ascii="Calibri" w:eastAsia="Calibri" w:hAnsi="Calibri" w:cs="Calibri"/>
-          <w:sz w:val="24"/>
-          <w:szCs w:val="24"/>
-        </w:rPr>
-        <w:t>-</w:t>
-      </w:r>
-      <w:r>
-        <w:rPr>
-          <w:rFonts w:ascii="Calibri" w:eastAsia="Calibri" w:hAnsi="Calibri" w:cs="Calibri"/>
-          <w:sz w:val="24"/>
-          <w:szCs w:val="24"/>
-        </w:rPr>
-        <w:t xml:space="preserve"> the business is not being compensated in price for the quality and delivery risk it is absorbing.</w:t>
+        <w:t xml:space="preserve"> has the best on-time rate (61.29%) and shortest average lead time (9.90 days).</w:t>
       </w:r>
     </w:p>
     <w:p>
@@ -3786,16 +3931,7 @@
           <w:sz w:val="24"/>
           <w:szCs w:val="24"/>
         </w:rPr>
-        <w:t xml:space="preserve">The pattern holds by category too: Raw Materials and MRO carry the highest defect rates (6.28% and 4.94%), while Office Supplies has both the best on-time rate (59.62%) and lowest average </w:t>
-      </w:r>
-      <w:r>
-        <w:rPr>
-          <w:rFonts w:ascii="Calibri" w:eastAsia="Calibri" w:hAnsi="Calibri" w:cs="Calibri"/>
-          <w:sz w:val="24"/>
-          <w:szCs w:val="24"/>
-        </w:rPr>
-        <w:lastRenderedPageBreak/>
-        <w:t xml:space="preserve">lead time (9.79 days) </w:t>
+        <w:t>Negotiated pricing does not explain the gap: average discount off list price is essentially flat across suppliers (7.8%</w:t>
       </w:r>
       <w:r>
         <w:rPr>
@@ -3811,27 +3947,59 @@
           <w:sz w:val="24"/>
           <w:szCs w:val="24"/>
         </w:rPr>
-        <w:t xml:space="preserve"> category alone is a secondary factor next to which supplier fulfilled the order.</w:t>
-      </w:r>
-    </w:p>
-    <w:p>
-      <w:pPr>
-        <w:pStyle w:val="Heading1"/>
-        <w:pBdr>
-          <w:bottom w:val="single" w:sz="6" w:space="4" w:color="1F3864"/>
-        </w:pBdr>
-        <w:spacing w:before="320" w:after="160"/>
-      </w:pPr>
-      <w:r>
-        <w:rPr>
-          <w:rFonts w:ascii="Calibri" w:eastAsia="Calibri" w:hAnsi="Calibri" w:cs="Calibri"/>
-          <w:b/>
-          <w:bCs/>
-          <w:color w:val="1F3864"/>
-          <w:sz w:val="28"/>
-          <w:szCs w:val="28"/>
-        </w:rPr>
-        <w:t>Recommendations</w:t>
+        <w:t xml:space="preserve">8.2%), so </w:t>
+      </w:r>
+      <w:proofErr w:type="spellStart"/>
+      <w:r>
+        <w:rPr>
+          <w:rFonts w:ascii="Calibri" w:eastAsia="Calibri" w:hAnsi="Calibri" w:cs="Calibri"/>
+          <w:sz w:val="24"/>
+          <w:szCs w:val="24"/>
+        </w:rPr>
+        <w:t>Delta_Logistics</w:t>
+      </w:r>
+      <w:proofErr w:type="spellEnd"/>
+      <w:r>
+        <w:rPr>
+          <w:rFonts w:ascii="Calibri" w:eastAsia="Calibri" w:hAnsi="Calibri" w:cs="Calibri"/>
+          <w:sz w:val="24"/>
+          <w:szCs w:val="24"/>
+        </w:rPr>
+        <w:t xml:space="preserve"> and </w:t>
+      </w:r>
+      <w:proofErr w:type="spellStart"/>
+      <w:r>
+        <w:rPr>
+          <w:rFonts w:ascii="Calibri" w:eastAsia="Calibri" w:hAnsi="Calibri" w:cs="Calibri"/>
+          <w:sz w:val="24"/>
+          <w:szCs w:val="24"/>
+        </w:rPr>
+        <w:t>Beta_Supplies</w:t>
+      </w:r>
+      <w:proofErr w:type="spellEnd"/>
+      <w:r>
+        <w:rPr>
+          <w:rFonts w:ascii="Calibri" w:eastAsia="Calibri" w:hAnsi="Calibri" w:cs="Calibri"/>
+          <w:sz w:val="24"/>
+          <w:szCs w:val="24"/>
+        </w:rPr>
+        <w:t xml:space="preserve"> are not “cheap but risky” </w:t>
+      </w:r>
+      <w:r>
+        <w:rPr>
+          <w:rFonts w:ascii="Calibri" w:eastAsia="Calibri" w:hAnsi="Calibri" w:cs="Calibri"/>
+          <w:sz w:val="24"/>
+          <w:szCs w:val="24"/>
+        </w:rPr>
+        <w:t>-</w:t>
+      </w:r>
+      <w:r>
+        <w:rPr>
+          <w:rFonts w:ascii="Calibri" w:eastAsia="Calibri" w:hAnsi="Calibri" w:cs="Calibri"/>
+          <w:sz w:val="24"/>
+          <w:szCs w:val="24"/>
+        </w:rPr>
+        <w:t xml:space="preserve"> the business is not being compensated in price for the quality and delivery risk it is absorbing.</w:t>
       </w:r>
     </w:p>
     <w:p>
@@ -3849,25 +4017,23 @@
           <w:sz w:val="24"/>
           <w:szCs w:val="24"/>
         </w:rPr>
-        <w:t xml:space="preserve">Put </w:t>
-      </w:r>
-      <w:proofErr w:type="spellStart"/>
-      <w:r>
-        <w:rPr>
-          <w:rFonts w:ascii="Calibri" w:eastAsia="Calibri" w:hAnsi="Calibri" w:cs="Calibri"/>
-          <w:sz w:val="24"/>
-          <w:szCs w:val="24"/>
-        </w:rPr>
-        <w:t>Delta_Logistics</w:t>
-      </w:r>
-      <w:proofErr w:type="spellEnd"/>
-      <w:r>
-        <w:rPr>
-          <w:rFonts w:ascii="Calibri" w:eastAsia="Calibri" w:hAnsi="Calibri" w:cs="Calibri"/>
-          <w:sz w:val="24"/>
-          <w:szCs w:val="24"/>
-        </w:rPr>
-        <w:t xml:space="preserve"> on a formal corrective-action plan tied to defect rate and compliance, with a defined review point; the $783K defect cost impact alone justifies dedicating supplier-quality resources here first.</w:t>
+        <w:t xml:space="preserve">The pattern holds by category too: Raw Materials and MRO carry the highest defect rates (6.28% and 4.94%), while Office Supplies has both the best on-time rate (59.62%) and lowest average lead time (9.79 days) </w:t>
+      </w:r>
+      <w:r>
+        <w:rPr>
+          <w:rFonts w:ascii="Calibri" w:eastAsia="Calibri" w:hAnsi="Calibri" w:cs="Calibri"/>
+          <w:sz w:val="24"/>
+          <w:szCs w:val="24"/>
+        </w:rPr>
+        <w:t>-</w:t>
+      </w:r>
+      <w:r>
+        <w:rPr>
+          <w:rFonts w:ascii="Calibri" w:eastAsia="Calibri" w:hAnsi="Calibri" w:cs="Calibri"/>
+          <w:sz w:val="24"/>
+          <w:szCs w:val="24"/>
+        </w:rPr>
+        <w:t xml:space="preserve"> category alone is a secondary factor next to which supplier fulfilled the order.</w:t>
       </w:r>
     </w:p>
     <w:p>
@@ -3878,15 +4044,12 @@
           <w:numId w:val="2"/>
         </w:numPr>
         <w:spacing w:after="80"/>
-      </w:pPr>
-      <w:r>
-        <w:rPr>
-          <w:rFonts w:ascii="Calibri" w:eastAsia="Calibri" w:hAnsi="Calibri" w:cs="Calibri"/>
-          <w:sz w:val="24"/>
-          <w:szCs w:val="24"/>
-        </w:rPr>
-        <w:t xml:space="preserve">Address </w:t>
-      </w:r>
+        <w:rPr>
+          <w:rFonts w:ascii="Calibri" w:eastAsia="Calibri" w:hAnsi="Calibri" w:cs="Calibri"/>
+          <w:sz w:val="24"/>
+          <w:szCs w:val="24"/>
+        </w:rPr>
+      </w:pPr>
       <w:proofErr w:type="spellStart"/>
       <w:r>
         <w:rPr>
@@ -3894,6 +4057,24 @@
           <w:sz w:val="24"/>
           <w:szCs w:val="24"/>
         </w:rPr>
+        <w:t>Delta_Logistics</w:t>
+      </w:r>
+      <w:proofErr w:type="spellEnd"/>
+      <w:r>
+        <w:rPr>
+          <w:rFonts w:ascii="Calibri" w:eastAsia="Calibri" w:hAnsi="Calibri" w:cs="Calibri"/>
+          <w:sz w:val="24"/>
+          <w:szCs w:val="24"/>
+        </w:rPr>
+        <w:t xml:space="preserve"> and </w:t>
+      </w:r>
+      <w:proofErr w:type="spellStart"/>
+      <w:r>
+        <w:rPr>
+          <w:rFonts w:ascii="Calibri" w:eastAsia="Calibri" w:hAnsi="Calibri" w:cs="Calibri"/>
+          <w:sz w:val="24"/>
+          <w:szCs w:val="24"/>
+        </w:rPr>
         <w:t>Beta_Supplies</w:t>
       </w:r>
       <w:proofErr w:type="spellEnd"/>
@@ -3903,23 +4084,27 @@
           <w:sz w:val="24"/>
           <w:szCs w:val="24"/>
         </w:rPr>
-        <w:t xml:space="preserve">' on-time performance specifically </w:t>
-      </w:r>
-      <w:r>
-        <w:rPr>
-          <w:rFonts w:ascii="Calibri" w:eastAsia="Calibri" w:hAnsi="Calibri" w:cs="Calibri"/>
-          <w:sz w:val="24"/>
-          <w:szCs w:val="24"/>
-        </w:rPr>
-        <w:t>-</w:t>
-      </w:r>
-      <w:r>
-        <w:rPr>
-          <w:rFonts w:ascii="Calibri" w:eastAsia="Calibri" w:hAnsi="Calibri" w:cs="Calibri"/>
-          <w:sz w:val="24"/>
-          <w:szCs w:val="24"/>
-        </w:rPr>
-        <w:t xml:space="preserve"> investigate whether it's a lead-time planning issue or a capacity issue, since its quality metrics are not the worst but its delivery reliability is.</w:t>
+        <w:t xml:space="preserve"> together account for $1.34M, about 68% of the $1.96M defect cost pool, so 2 of 5 suppliers drive most of the cost, which supports the hypothesis.</w:t>
+      </w:r>
+    </w:p>
+    <w:p>
+      <w:pPr>
+        <w:pStyle w:val="Heading1"/>
+        <w:pBdr>
+          <w:bottom w:val="single" w:sz="6" w:space="4" w:color="1F3864"/>
+        </w:pBdr>
+        <w:spacing w:before="320" w:after="160"/>
+      </w:pPr>
+      <w:r>
+        <w:rPr>
+          <w:rFonts w:ascii="Calibri" w:eastAsia="Calibri" w:hAnsi="Calibri" w:cs="Calibri"/>
+          <w:b/>
+          <w:bCs/>
+          <w:color w:val="1F3864"/>
+          <w:sz w:val="28"/>
+          <w:szCs w:val="28"/>
+        </w:rPr>
+        <w:t>Recommendations</w:t>
       </w:r>
     </w:p>
     <w:p>
@@ -3937,7 +4122,7 @@
           <w:sz w:val="24"/>
           <w:szCs w:val="24"/>
         </w:rPr>
-        <w:t xml:space="preserve">Use </w:t>
+        <w:t xml:space="preserve">Put </w:t>
       </w:r>
       <w:proofErr w:type="spellStart"/>
       <w:r>
@@ -3946,7 +4131,7 @@
           <w:sz w:val="24"/>
           <w:szCs w:val="24"/>
         </w:rPr>
-        <w:t>Epsilon_Group</w:t>
+        <w:t>Delta_Logistics</w:t>
       </w:r>
       <w:proofErr w:type="spellEnd"/>
       <w:r>
@@ -3955,41 +4140,7 @@
           <w:sz w:val="24"/>
           <w:szCs w:val="24"/>
         </w:rPr>
-        <w:t xml:space="preserve"> and </w:t>
-      </w:r>
-      <w:proofErr w:type="spellStart"/>
-      <w:r>
-        <w:rPr>
-          <w:rFonts w:ascii="Calibri" w:eastAsia="Calibri" w:hAnsi="Calibri" w:cs="Calibri"/>
-          <w:sz w:val="24"/>
-          <w:szCs w:val="24"/>
-        </w:rPr>
-        <w:t>Gamma_Co</w:t>
-      </w:r>
-      <w:proofErr w:type="spellEnd"/>
-      <w:r>
-        <w:rPr>
-          <w:rFonts w:ascii="Calibri" w:eastAsia="Calibri" w:hAnsi="Calibri" w:cs="Calibri"/>
-          <w:sz w:val="24"/>
-          <w:szCs w:val="24"/>
-        </w:rPr>
-        <w:t xml:space="preserve"> as reference points in supplier conversations: Epsilon on quality/compliance, Gamma on speed </w:t>
-      </w:r>
-      <w:r>
-        <w:rPr>
-          <w:rFonts w:ascii="Calibri" w:eastAsia="Calibri" w:hAnsi="Calibri" w:cs="Calibri"/>
-          <w:sz w:val="24"/>
-          <w:szCs w:val="24"/>
-        </w:rPr>
-        <w:t>-</w:t>
-      </w:r>
-      <w:r>
-        <w:rPr>
-          <w:rFonts w:ascii="Calibri" w:eastAsia="Calibri" w:hAnsi="Calibri" w:cs="Calibri"/>
-          <w:sz w:val="24"/>
-          <w:szCs w:val="24"/>
-        </w:rPr>
-        <w:t xml:space="preserve"> neither commands a price premium for that performance, which strengthens the case for shifting volume toward them.</w:t>
+        <w:t xml:space="preserve"> on a formal corrective-action plan tied to defect rate and compliance, with a defined review point; the $783K defect cost impact alone justifies dedicating supplier-quality resources here first.</w:t>
       </w:r>
     </w:p>
     <w:p>
@@ -4007,27 +4158,41 @@
           <w:sz w:val="24"/>
           <w:szCs w:val="24"/>
         </w:rPr>
-        <w:t>Revisit sourcing strategy for Raw Materials and MRO categories, where defect rates run highest regardless of supplier, to check whether this is a specification or incoming-inspection gap rather than purely a vendor issue.</w:t>
-      </w:r>
-    </w:p>
-    <w:p>
-      <w:pPr>
-        <w:pStyle w:val="Heading1"/>
-        <w:pBdr>
-          <w:bottom w:val="single" w:sz="6" w:space="4" w:color="1F3864"/>
-        </w:pBdr>
-        <w:spacing w:before="320" w:after="160"/>
-      </w:pPr>
-      <w:r>
-        <w:rPr>
-          <w:rFonts w:ascii="Calibri" w:eastAsia="Calibri" w:hAnsi="Calibri" w:cs="Calibri"/>
-          <w:b/>
-          <w:bCs/>
-          <w:color w:val="1F3864"/>
-          <w:sz w:val="28"/>
-          <w:szCs w:val="28"/>
-        </w:rPr>
-        <w:t>Next Steps</w:t>
+        <w:t xml:space="preserve">Address </w:t>
+      </w:r>
+      <w:proofErr w:type="spellStart"/>
+      <w:r>
+        <w:rPr>
+          <w:rFonts w:ascii="Calibri" w:eastAsia="Calibri" w:hAnsi="Calibri" w:cs="Calibri"/>
+          <w:sz w:val="24"/>
+          <w:szCs w:val="24"/>
+        </w:rPr>
+        <w:t>Beta_Supplies</w:t>
+      </w:r>
+      <w:proofErr w:type="spellEnd"/>
+      <w:r>
+        <w:rPr>
+          <w:rFonts w:ascii="Calibri" w:eastAsia="Calibri" w:hAnsi="Calibri" w:cs="Calibri"/>
+          <w:sz w:val="24"/>
+          <w:szCs w:val="24"/>
+        </w:rPr>
+        <w:t xml:space="preserve">' on-time performance specifically </w:t>
+      </w:r>
+      <w:r>
+        <w:rPr>
+          <w:rFonts w:ascii="Calibri" w:eastAsia="Calibri" w:hAnsi="Calibri" w:cs="Calibri"/>
+          <w:sz w:val="24"/>
+          <w:szCs w:val="24"/>
+        </w:rPr>
+        <w:t>-</w:t>
+      </w:r>
+      <w:r>
+        <w:rPr>
+          <w:rFonts w:ascii="Calibri" w:eastAsia="Calibri" w:hAnsi="Calibri" w:cs="Calibri"/>
+          <w:sz w:val="24"/>
+          <w:szCs w:val="24"/>
+        </w:rPr>
+        <w:t xml:space="preserve"> investigate whether it's a lead-time planning issue or a capacity issue, since its quality metrics are not the worst but its delivery reliability is.</w:t>
       </w:r>
     </w:p>
     <w:p>
@@ -4045,7 +4210,59 @@
           <w:sz w:val="24"/>
           <w:szCs w:val="24"/>
         </w:rPr>
-        <w:t>Add a rolling 3-month trend view per supplier so a single bad month doesn't get read the same as a sustained pattern.</w:t>
+        <w:t xml:space="preserve">Use </w:t>
+      </w:r>
+      <w:proofErr w:type="spellStart"/>
+      <w:r>
+        <w:rPr>
+          <w:rFonts w:ascii="Calibri" w:eastAsia="Calibri" w:hAnsi="Calibri" w:cs="Calibri"/>
+          <w:sz w:val="24"/>
+          <w:szCs w:val="24"/>
+        </w:rPr>
+        <w:t>Epsilon_Group</w:t>
+      </w:r>
+      <w:proofErr w:type="spellEnd"/>
+      <w:r>
+        <w:rPr>
+          <w:rFonts w:ascii="Calibri" w:eastAsia="Calibri" w:hAnsi="Calibri" w:cs="Calibri"/>
+          <w:sz w:val="24"/>
+          <w:szCs w:val="24"/>
+        </w:rPr>
+        <w:t xml:space="preserve"> and </w:t>
+      </w:r>
+      <w:proofErr w:type="spellStart"/>
+      <w:r>
+        <w:rPr>
+          <w:rFonts w:ascii="Calibri" w:eastAsia="Calibri" w:hAnsi="Calibri" w:cs="Calibri"/>
+          <w:sz w:val="24"/>
+          <w:szCs w:val="24"/>
+        </w:rPr>
+        <w:t>Gamma_Co</w:t>
+      </w:r>
+      <w:proofErr w:type="spellEnd"/>
+      <w:r>
+        <w:rPr>
+          <w:rFonts w:ascii="Calibri" w:eastAsia="Calibri" w:hAnsi="Calibri" w:cs="Calibri"/>
+          <w:sz w:val="24"/>
+          <w:szCs w:val="24"/>
+        </w:rPr>
+        <w:t xml:space="preserve"> as reference points in supplier conversations: Epsilon on quality/compliance, Gamma on speed </w:t>
+      </w:r>
+      <w:r>
+        <w:rPr>
+          <w:rFonts w:ascii="Calibri" w:eastAsia="Calibri" w:hAnsi="Calibri" w:cs="Calibri"/>
+          <w:sz w:val="24"/>
+          <w:szCs w:val="24"/>
+        </w:rPr>
+        <w:t>-</w:t>
+      </w:r>
+      <w:r>
+        <w:rPr>
+          <w:rFonts w:ascii="Calibri" w:eastAsia="Calibri" w:hAnsi="Calibri" w:cs="Calibri"/>
+          <w:sz w:val="24"/>
+          <w:szCs w:val="24"/>
+        </w:rPr>
+        <w:t xml:space="preserve"> neither commands a price premium for that performance, which strengthens the case for shifting volume toward them.</w:t>
       </w:r>
     </w:p>
     <w:p>
@@ -4063,39 +4280,27 @@
           <w:sz w:val="24"/>
           <w:szCs w:val="24"/>
         </w:rPr>
-        <w:t xml:space="preserve">Layer in Pending / Partially Delivered / Cancelled orders (28% of the dataset) as a separate </w:t>
-      </w:r>
-      <w:r>
-        <w:rPr>
-          <w:rFonts w:ascii="Calibri" w:eastAsia="Calibri" w:hAnsi="Calibri" w:cs="Calibri"/>
-          <w:sz w:val="24"/>
-          <w:szCs w:val="24"/>
-        </w:rPr>
-        <w:t>fulfilment-risk</w:t>
-      </w:r>
-      <w:r>
-        <w:rPr>
-          <w:rFonts w:ascii="Calibri" w:eastAsia="Calibri" w:hAnsi="Calibri" w:cs="Calibri"/>
-          <w:sz w:val="24"/>
-          <w:szCs w:val="24"/>
-        </w:rPr>
-        <w:t xml:space="preserve"> view </w:t>
-      </w:r>
-      <w:r>
-        <w:rPr>
-          <w:rFonts w:ascii="Calibri" w:eastAsia="Calibri" w:hAnsi="Calibri" w:cs="Calibri"/>
-          <w:sz w:val="24"/>
-          <w:szCs w:val="24"/>
-        </w:rPr>
-        <w:t>-</w:t>
-      </w:r>
-      <w:r>
-        <w:rPr>
-          <w:rFonts w:ascii="Calibri" w:eastAsia="Calibri" w:hAnsi="Calibri" w:cs="Calibri"/>
-          <w:sz w:val="24"/>
-          <w:szCs w:val="24"/>
-        </w:rPr>
-        <w:t xml:space="preserve"> this project scoped Delivered orders only for the quality/timeliness KPIs.</w:t>
+        <w:t>Revisit sourcing strategy for Raw Materials and MRO categories, where defect rates run highest regardless of supplier, to check whether this is a specification or incoming-inspection gap rather than purely a vendor issue.</w:t>
+      </w:r>
+    </w:p>
+    <w:p>
+      <w:pPr>
+        <w:pStyle w:val="Heading1"/>
+        <w:pBdr>
+          <w:bottom w:val="single" w:sz="6" w:space="4" w:color="1F3864"/>
+        </w:pBdr>
+        <w:spacing w:before="320" w:after="160"/>
+      </w:pPr>
+      <w:r>
+        <w:rPr>
+          <w:rFonts w:ascii="Calibri" w:eastAsia="Calibri" w:hAnsi="Calibri" w:cs="Calibri"/>
+          <w:b/>
+          <w:bCs/>
+          <w:color w:val="1F3864"/>
+          <w:sz w:val="28"/>
+          <w:szCs w:val="28"/>
+        </w:rPr>
+        <w:t>Next Steps</w:t>
       </w:r>
     </w:p>
     <w:p>
@@ -4113,7 +4318,98 @@
           <w:sz w:val="24"/>
           <w:szCs w:val="24"/>
         </w:rPr>
+        <w:t>Add a rolling 3-month trend view per supplier so a single bad month doesn't get read the same as a sustained pattern.</w:t>
+      </w:r>
+    </w:p>
+    <w:p>
+      <w:pPr>
+        <w:pStyle w:val="ListParagraph"/>
+        <w:numPr>
+          <w:ilvl w:val="0"/>
+          <w:numId w:val="2"/>
+        </w:numPr>
+        <w:spacing w:after="80"/>
+      </w:pPr>
+      <w:r>
+        <w:rPr>
+          <w:rFonts w:ascii="Calibri" w:eastAsia="Calibri" w:hAnsi="Calibri" w:cs="Calibri"/>
+          <w:sz w:val="24"/>
+          <w:szCs w:val="24"/>
+        </w:rPr>
+        <w:t xml:space="preserve">Layer in Pending / Partially Delivered / Cancelled orders (28% of the dataset) as a separate </w:t>
+      </w:r>
+      <w:r>
+        <w:rPr>
+          <w:rFonts w:ascii="Calibri" w:eastAsia="Calibri" w:hAnsi="Calibri" w:cs="Calibri"/>
+          <w:sz w:val="24"/>
+          <w:szCs w:val="24"/>
+        </w:rPr>
+        <w:t>fulfilment-risk</w:t>
+      </w:r>
+      <w:r>
+        <w:rPr>
+          <w:rFonts w:ascii="Calibri" w:eastAsia="Calibri" w:hAnsi="Calibri" w:cs="Calibri"/>
+          <w:sz w:val="24"/>
+          <w:szCs w:val="24"/>
+        </w:rPr>
+        <w:t xml:space="preserve"> view </w:t>
+      </w:r>
+      <w:r>
+        <w:rPr>
+          <w:rFonts w:ascii="Calibri" w:eastAsia="Calibri" w:hAnsi="Calibri" w:cs="Calibri"/>
+          <w:sz w:val="24"/>
+          <w:szCs w:val="24"/>
+        </w:rPr>
+        <w:t>-</w:t>
+      </w:r>
+      <w:r>
+        <w:rPr>
+          <w:rFonts w:ascii="Calibri" w:eastAsia="Calibri" w:hAnsi="Calibri" w:cs="Calibri"/>
+          <w:sz w:val="24"/>
+          <w:szCs w:val="24"/>
+        </w:rPr>
+        <w:t xml:space="preserve"> this project scoped Delivered orders only for the quality/timeliness KPIs.</w:t>
+      </w:r>
+    </w:p>
+    <w:p>
+      <w:pPr>
+        <w:pStyle w:val="ListParagraph"/>
+        <w:numPr>
+          <w:ilvl w:val="0"/>
+          <w:numId w:val="2"/>
+        </w:numPr>
+        <w:spacing w:after="80"/>
+      </w:pPr>
+      <w:r>
+        <w:rPr>
+          <w:rFonts w:ascii="Calibri" w:eastAsia="Calibri" w:hAnsi="Calibri" w:cs="Calibri"/>
+          <w:sz w:val="24"/>
+          <w:szCs w:val="24"/>
+        </w:rPr>
         <w:t>Push the on-time threshold slicer into the write-up as a sensitivity check (e.g. show results at 7-day and 14-day thresholds) to confirm the supplier ranking is not an artifact of the 11-day cutoff.</w:t>
+      </w:r>
+    </w:p>
+    <w:p>
+      <w:pPr>
+        <w:pStyle w:val="ListParagraph"/>
+        <w:numPr>
+          <w:ilvl w:val="0"/>
+          <w:numId w:val="2"/>
+        </w:numPr>
+        <w:spacing w:after="80"/>
+        <w:rPr>
+          <w:rFonts w:ascii="Calibri" w:eastAsia="Calibri" w:hAnsi="Calibri" w:cs="Calibri"/>
+          <w:sz w:val="24"/>
+          <w:szCs w:val="24"/>
+        </w:rPr>
+      </w:pPr>
+      <w:r>
+        <w:rPr>
+          <w:rFonts w:ascii="Calibri" w:eastAsia="Calibri" w:hAnsi="Calibri" w:cs="Calibri"/>
+          <w:sz w:val="24"/>
+          <w:szCs w:val="24"/>
+        </w:rPr>
+        <w:t>Add more suppliers so Key Influencers has enough data to find reliable drivers of late delivery.</w:t>
       </w:r>
     </w:p>
     <w:sectPr>
@@ -4127,7 +4423,7 @@
 </file>
 
 <file path=word/numbering.xml><?xml version="1.0" encoding="utf-8"?>
-<w:numbering xmlns:wpc="http://schemas.microsoft.com/office/word/2010/wordprocessingCanvas" xmlns:cx="http://schemas.microsoft.com/office/drawing/2014/chartex" xmlns:cx1="http://schemas.microsoft.com/office/drawing/2015/9/8/chartex" xmlns:cx2="http://schemas.microsoft.com/office/drawing/2015/10/21/chartex" xmlns:cx3="http://schemas.microsoft.com/office/drawing/2016/5/9/chartex" xmlns:cx4="http://schemas.microsoft.com/office/drawing/2016/5/10/chartex" xmlns:cx5="http://schemas.microsoft.com/office/drawing/2016/5/11/chartex" xmlns:cx6="http://schemas.microsoft.com/office/drawing/2016/5/12/chartex" xmlns:cx7="http://schemas.microsoft.com/office/drawing/2016/5/13/chartex" xmlns:cx8="http://schemas.microsoft.com/office/drawing/2016/5/14/chartex" xmlns:mc="http://schemas.openxmlformats.org/markup-compatibility/2006" xmlns:aink="http://schemas.microsoft.com/office/drawing/2016/ink" xmlns:am3d="http://schemas.microsoft.com/office/drawing/2017/model3d" xmlns:o="urn:schemas-microsoft-com:office:office" xmlns:oel="http://schemas.microsoft.com/office/2019/extlst" xmlns:r="http://schemas.openxmlformats.org/officeDocument/2006/relationships" xmlns:m="http://schemas.openxmlformats.org/officeDocument/2006/math" xmlns:v="urn:schemas-microsoft-com:vml" xmlns:wp14="http://schemas.microsoft.com/office/word/2010/wordprocessingDrawing" xmlns:wp="http://schemas.openxmlformats.org/drawingml/2006/wordprocessingDrawing" xmlns:w10="urn:schemas-microsoft-com:office:word" xmlns:w="http://schemas.openxmlformats.org/wordprocessingml/2006/main" xmlns:w14="http://schemas.microsoft.com/office/word/2010/wordml" xmlns:w15="http://schemas.microsoft.com/office/word/2012/wordml" xmlns:w16cei="http://schemas.microsoft.com/office/word/2026/wordml/cei" xmlns:w16cex="http://schemas.microsoft.com/office/word/2018/wordml/cex" xmlns:w16cid="http://schemas.microsoft.com/office/word/2016/wordml/cid" xmlns:w16="http://schemas.microsoft.com/office/word/2018/wordml" xmlns:w16du="http://schemas.microsoft.com/office/word/2023/wordml/word16du" xmlns:w16sdtdh="http://schemas.microsoft.com/office/word/2020/wordml/sdtdatahash" xmlns:w16sdtfl="http://schemas.microsoft.com/office/word/2024/wordml/sdtformatlock" xmlns:w16se="http://schemas.microsoft.com/office/word/2015/wordml/symex" xmlns:wpg="http://schemas.microsoft.com/office/word/2010/wordprocessingGroup" xmlns:wpi="http://schemas.microsoft.com/office/word/2010/wordprocessingInk" xmlns:wne="http://schemas.microsoft.com/office/word/2006/wordml" xmlns:wps="http://schemas.microsoft.com/office/word/2010/wordprocessingShape" mc:Ignorable="w14 w15 w16se w16cid w16 w16cex w16sdtdh w16sdtfl w16du wp14">
+<w:numbering xmlns:wpc="http://schemas.microsoft.com/office/word/2010/wordprocessingCanvas" xmlns:cx="http://schemas.microsoft.com/office/drawing/2014/chartex" xmlns:cx1="http://schemas.microsoft.com/office/drawing/2015/9/8/chartex" xmlns:cx2="http://schemas.microsoft.com/office/drawing/2015/10/21/chartex" xmlns:cx3="http://schemas.microsoft.com/office/drawing/2016/5/9/chartex" xmlns:cx4="http://schemas.microsoft.com/office/drawing/2016/5/10/chartex" xmlns:cx5="http://schemas.microsoft.com/office/drawing/2016/5/11/chartex" xmlns:cx6="http://schemas.microsoft.com/office/drawing/2016/5/12/chartex" xmlns:cx7="http://schemas.microsoft.com/office/drawing/2016/5/13/chartex" xmlns:cx8="http://schemas.microsoft.com/office/drawing/2016/5/14/chartex" xmlns:mc="http://schemas.openxmlformats.org/markup-compatibility/2006" xmlns:aink="http://schemas.microsoft.com/office/drawing/2016/ink" xmlns:am3d="http://schemas.microsoft.com/office/drawing/2017/model3d" xmlns:o="urn:schemas-microsoft-com:office:office" xmlns:oel="http://schemas.microsoft.com/office/2019/extlst" xmlns:r="http://schemas.openxmlformats.org/officeDocument/2006/relationships" xmlns:m="http://schemas.openxmlformats.org/officeDocument/2006/math" xmlns:v="urn:schemas-microsoft-com:vml" xmlns:wp14="http://schemas.microsoft.com/office/word/2010/wordprocessingDrawing" xmlns:wp="http://schemas.openxmlformats.org/drawingml/2006/wordprocessingDrawing" xmlns:w10="urn:schemas-microsoft-com:office:word" xmlns:w="http://schemas.openxmlformats.org/wordprocessingml/2006/main" xmlns:w14="http://schemas.microsoft.com/office/word/2010/wordml" xmlns:w15="http://schemas.microsoft.com/office/word/2012/wordml" xmlns:w16cex="http://schemas.microsoft.com/office/word/2018/wordml/cex" xmlns:w16cid="http://schemas.microsoft.com/office/word/2016/wordml/cid" xmlns:w16="http://schemas.microsoft.com/office/word/2018/wordml" xmlns:w16du="http://schemas.microsoft.com/office/word/2023/wordml/word16du" xmlns:w16sdtdh="http://schemas.microsoft.com/office/word/2020/wordml/sdtdatahash" xmlns:w16sdtfl="http://schemas.microsoft.com/office/word/2024/wordml/sdtformatlock" xmlns:w16se="http://schemas.microsoft.com/office/word/2015/wordml/symex" xmlns:wpg="http://schemas.microsoft.com/office/word/2010/wordprocessingGroup" xmlns:wpi="http://schemas.microsoft.com/office/word/2010/wordprocessingInk" xmlns:wne="http://schemas.microsoft.com/office/word/2006/wordml" xmlns:wps="http://schemas.microsoft.com/office/word/2010/wordprocessingShape" mc:Ignorable="w14 w15 w16se w16cid w16 w16cex w16sdtdh w16sdtfl w16du wp14">
   <w:abstractNum w:abstractNumId="0" w15:restartNumberingAfterBreak="0">
     <w:nsid w:val="0F96212D"/>
     <w:multiLevelType w:val="hybridMultilevel"/>

--- a/Supplier_Quality_Performance_Dashboard_Writeup.docx
+++ b/Supplier_Quality_Performance_Dashboard_Writeup.docx
@@ -760,7 +760,39 @@
           <w:sz w:val="24"/>
           <w:szCs w:val="24"/>
         </w:rPr>
-        <w:t>Of the 777 orders, 560 (72%) are marked Delivered and form the base for all quality/timeliness measures; 81 are Pending, 73 Partially Delivered, and 63 Cancelled. “On time” is defined as delivery within 11 days of the order date (the course dataset's default threshold, exposed in the dashboard as an adjustable slicer).</w:t>
+        <w:t xml:space="preserve">Of the 777 orders, 560 (72%) are marked Delivered and form the base for all quality/timeliness measures; 81 are Pending, 73 Partially Delivered, and 63 Cancelled. “On time” is defined as delivery within 11 days of the order date </w:t>
+      </w:r>
+      <w:r>
+        <w:rPr>
+          <w:rFonts w:ascii="Calibri" w:eastAsia="Calibri" w:hAnsi="Calibri" w:cs="Calibri"/>
+          <w:sz w:val="24"/>
+          <w:szCs w:val="24"/>
+        </w:rPr>
+        <w:t>(</w:t>
+      </w:r>
+      <w:r>
+        <w:rPr>
+          <w:rFonts w:ascii="Calibri" w:eastAsia="Calibri" w:hAnsi="Calibri" w:cs="Calibri"/>
+          <w:sz w:val="24"/>
+          <w:szCs w:val="24"/>
+        </w:rPr>
+        <w:t>the median delivery time in the data</w:t>
+      </w:r>
+      <w:r>
+        <w:rPr>
+          <w:rFonts w:ascii="Calibri" w:eastAsia="Calibri" w:hAnsi="Calibri" w:cs="Calibri"/>
+          <w:sz w:val="24"/>
+          <w:szCs w:val="24"/>
+        </w:rPr>
+        <w:t>)</w:t>
+      </w:r>
+      <w:r>
+        <w:rPr>
+          <w:rFonts w:ascii="Calibri" w:eastAsia="Calibri" w:hAnsi="Calibri" w:cs="Calibri"/>
+          <w:sz w:val="24"/>
+          <w:szCs w:val="24"/>
+        </w:rPr>
+        <w:t>.</w:t>
       </w:r>
     </w:p>
     <w:p>
@@ -780,7 +812,6 @@
           <w:sz w:val="28"/>
           <w:szCs w:val="28"/>
         </w:rPr>
-        <w:lastRenderedPageBreak/>
         <w:t>Business Questions</w:t>
       </w:r>
     </w:p>
@@ -799,6 +830,7 @@
           <w:sz w:val="24"/>
           <w:szCs w:val="24"/>
         </w:rPr>
+        <w:lastRenderedPageBreak/>
         <w:t xml:space="preserve">Which suppliers are consistently underperforming on quality, lead time, and pricing </w:t>
       </w:r>
       <w:r>
@@ -1697,7 +1729,6 @@
           <w:sz w:val="24"/>
           <w:szCs w:val="24"/>
         </w:rPr>
-        <w:lastRenderedPageBreak/>
         <w:t>Insight Headlines (written before building)</w:t>
       </w:r>
     </w:p>
@@ -1717,6 +1748,7 @@
           <w:sz w:val="24"/>
           <w:szCs w:val="24"/>
         </w:rPr>
+        <w:lastRenderedPageBreak/>
         <w:t>Delta_Logistics</w:t>
       </w:r>
       <w:proofErr w:type="spellEnd"/>
@@ -2373,7 +2405,6 @@
           <w:sz w:val="24"/>
           <w:szCs w:val="24"/>
         </w:rPr>
-        <w:lastRenderedPageBreak/>
         <w:t xml:space="preserve">Average Lead Time (Days) </w:t>
       </w:r>
       <w:r>
@@ -2458,6 +2489,7 @@
           <w:sz w:val="24"/>
           <w:szCs w:val="24"/>
         </w:rPr>
+        <w:lastRenderedPageBreak/>
         <w:t xml:space="preserve">Defect Cost Impact </w:t>
       </w:r>
       <w:r>

--- a/Supplier_Quality_Performance_Dashboard_Writeup.docx
+++ b/Supplier_Quality_Performance_Dashboard_Writeup.docx
@@ -2793,7 +2793,7 @@
           <w:sz w:val="24"/>
           <w:szCs w:val="24"/>
         </w:rPr>
-        <w:t>The SQL exploration and the Power BI measures agree: across all 560 delivered orders, overall defect rate is 5.45%, compliance rate 82.86%, on-time rate 54.07% (11-day threshold), average lead time 10.49 days, and total defect cost impact is $1,960,188.84.</w:t>
+        <w:t>The SQL exploration and the Power BI measures agree: across all 560 delivered orders, overall defect rate is 5.45%, compliance rate 82.86%, on-time rate 54.07% (11-day threshold), average lead time 10.49 days, and total defect cost impact is 1,960,188.84.</w:t>
       </w:r>
     </w:p>
     <w:tbl>
@@ -3118,7 +3118,7 @@
                 <w:rFonts w:ascii="Calibri" w:eastAsia="Calibri" w:hAnsi="Calibri" w:cs="Calibri"/>
                 <w:color w:val="000000"/>
               </w:rPr>
-              <w:t>$194,733.64</w:t>
+              <w:t>194,733.64</w:t>
             </w:r>
           </w:p>
         </w:tc>
@@ -3268,7 +3268,7 @@
                 <w:rFonts w:ascii="Calibri" w:eastAsia="Calibri" w:hAnsi="Calibri" w:cs="Calibri"/>
                 <w:color w:val="000000"/>
               </w:rPr>
-              <w:t>$311,812.97</w:t>
+              <w:t>311,812.97</w:t>
             </w:r>
           </w:p>
         </w:tc>
@@ -3413,7 +3413,7 @@
                 <w:rFonts w:ascii="Calibri" w:eastAsia="Calibri" w:hAnsi="Calibri" w:cs="Calibri"/>
                 <w:color w:val="000000"/>
               </w:rPr>
-              <w:t>$116,758.57</w:t>
+              <w:t>116,758.57</w:t>
             </w:r>
           </w:p>
         </w:tc>
@@ -3563,7 +3563,7 @@
                 <w:rFonts w:ascii="Calibri" w:eastAsia="Calibri" w:hAnsi="Calibri" w:cs="Calibri"/>
                 <w:color w:val="000000"/>
               </w:rPr>
-              <w:t>$783,449.66</w:t>
+              <w:t>783,449.66</w:t>
             </w:r>
           </w:p>
         </w:tc>
@@ -3708,7 +3708,7 @@
                 <w:rFonts w:ascii="Calibri" w:eastAsia="Calibri" w:hAnsi="Calibri" w:cs="Calibri"/>
                 <w:color w:val="000000"/>
               </w:rPr>
-              <w:t>$553,434.00</w:t>
+              <w:t>553,434.00</w:t>
             </w:r>
           </w:p>
         </w:tc>
@@ -3779,7 +3779,7 @@
           <w:sz w:val="24"/>
           <w:szCs w:val="24"/>
         </w:rPr>
-        <w:t xml:space="preserve"> is the clearest underperformer: worst defect rate (10.64%, ~2x the portfolio average), worst compliance rate (61.67%), and the single largest defect cost impact ($783,450 </w:t>
+        <w:t xml:space="preserve"> is the clearest underperformer: worst defect rate (10.64%, ~2x the portfolio average), worst compliance rate (61.67%), and the single largest defect cost impact (783,450 </w:t>
       </w:r>
       <w:r>
         <w:rPr>
@@ -3795,7 +3795,7 @@
           <w:sz w:val="24"/>
           <w:szCs w:val="24"/>
         </w:rPr>
-        <w:t xml:space="preserve"> 40% of the entire $1.96M defect cost pool) despite only being the 3rd largest supplier by order volume.</w:t>
+        <w:t xml:space="preserve"> 40% of the entire 1.96M defect cost pool) despite only being the 3rd largest supplier by order volume.</w:t>
       </w:r>
     </w:p>
     <w:p>
@@ -3823,7 +3823,7 @@
           <w:sz w:val="24"/>
           <w:szCs w:val="24"/>
         </w:rPr>
-        <w:t xml:space="preserve"> has the worst on-time rate (46.00%, and the highest average lead time at 11.23 days) and the second-highest defect cost ($553,434), making it the weak link on delivery reliability specifically.</w:t>
+        <w:t xml:space="preserve"> has the worst on-time rate (46.00%, and the highest average lead time at 11.23 days) and the second-highest defect cost (553,434), making it the weak link on delivery reliability specifically.</w:t>
       </w:r>
     </w:p>
     <w:p>
@@ -4116,7 +4116,7 @@
           <w:sz w:val="24"/>
           <w:szCs w:val="24"/>
         </w:rPr>
-        <w:t xml:space="preserve"> together account for $1.34M, about 68% of the $1.96M defect cost pool, so 2 of 5 suppliers drive most of the cost, which supports the hypothesis.</w:t>
+        <w:t xml:space="preserve"> together account for 1.34M, about 68% of the 1.96M defect cost pool, so 2 of 5 suppliers drive most of the cost, which supports the hypothesis.</w:t>
       </w:r>
     </w:p>
     <w:p>
@@ -4172,7 +4172,7 @@
           <w:sz w:val="24"/>
           <w:szCs w:val="24"/>
         </w:rPr>
-        <w:t xml:space="preserve"> on a formal corrective-action plan tied to defect rate and compliance, with a defined review point; the $783K defect cost impact alone justifies dedicating supplier-quality resources here first.</w:t>
+        <w:t xml:space="preserve"> on a formal corrective-action plan tied to defect rate and compliance, with a defined review point; the 783K defect cost impact alone justifies dedicating supplier-quality resources here first.</w:t>
       </w:r>
     </w:p>
     <w:p>
@@ -5151,6 +5151,7 @@
   <w:style w:type="character" w:default="1" w:styleId="DefaultParagraphFont">
     <w:name w:val="Default Paragraph Font"/>
     <w:uiPriority w:val="1"/>
+    <w:semiHidden/>
     <w:unhideWhenUsed/>
   </w:style>
   <w:style w:type="table" w:default="1" w:styleId="TableNormal">
